--- a/04. Hồ sơ nghiệm thu - MẪU/11. Biên bản kiểm phiếu nghiệm thu.docx
+++ b/04. Hồ sơ nghiệm thu - MẪU/11. Biên bản kiểm phiếu nghiệm thu.docx
@@ -305,34 +305,31 @@
           <w:szCs w:val="28"/>
           <w:lang w:val="pt-PT"/>
         </w:rPr>
-        <w:t xml:space="preserve">NGHIỆM THU KẾT QUẢ ĐỀ TÀI </w:t>
-      </w:r>
-      <w:r>
-        <w:rPr>
-          <w:b/>
-          <w:sz w:val="28"/>
-          <w:szCs w:val="28"/>
-          <w:lang w:val="pt-PT"/>
-        </w:rPr>
-        <w:t>NCKH</w:t>
-      </w:r>
-      <w:r>
-        <w:rPr>
-          <w:b/>
-          <w:sz w:val="28"/>
-          <w:szCs w:val="28"/>
-          <w:lang w:val="pt-PT"/>
-        </w:rPr>
-        <w:t xml:space="preserve"> </w:t>
-      </w:r>
-      <w:r>
-        <w:rPr>
-          <w:b/>
-          <w:sz w:val="28"/>
-          <w:szCs w:val="28"/>
-          <w:lang w:val="pt-PT"/>
-        </w:rPr>
-        <w:t>NĂM 20</w:t>
+        <w:t>NGHIỆM THU KẾT QUẢ ĐỀ TÀI NCKH NĂM {{NAM}}</w:t>
+      </w:r>
+      <w:r>
+        <w:rPr>
+          <w:b/>
+          <w:sz w:val="28"/>
+          <w:szCs w:val="28"/>
+          <w:lang w:val="pt-PT"/>
+        </w:rPr>
+      </w:r>
+      <w:r>
+        <w:rPr>
+          <w:b/>
+          <w:sz w:val="28"/>
+          <w:szCs w:val="28"/>
+          <w:lang w:val="pt-PT"/>
+        </w:rPr>
+      </w:r>
+      <w:r>
+        <w:rPr>
+          <w:b/>
+          <w:sz w:val="28"/>
+          <w:szCs w:val="28"/>
+          <w:lang w:val="pt-PT"/>
+        </w:rPr>
       </w:r>
       <w:r>
         <w:rPr>
@@ -342,7 +339,6 @@
           <w:szCs w:val="28"/>
           <w:lang w:val="pt-PT"/>
         </w:rPr>
-        <w:t>xx</w:t>
       </w:r>
     </w:p>
     <w:p>
@@ -377,69 +373,62 @@
           <w:szCs w:val="28"/>
           <w:lang w:val="pt-PT"/>
         </w:rPr>
-        <w:t xml:space="preserve">1. </w:t>
-      </w:r>
-      <w:r>
-        <w:rPr>
-          <w:b/>
-          <w:sz w:val="28"/>
-          <w:szCs w:val="28"/>
-          <w:lang w:val="pt-PT"/>
-        </w:rPr>
-        <w:t>Tên</w:t>
-      </w:r>
-      <w:r>
-        <w:rPr>
-          <w:b/>
-          <w:sz w:val="28"/>
-          <w:szCs w:val="28"/>
-          <w:lang w:val="pt-PT"/>
-        </w:rPr>
-        <w:t xml:space="preserve"> </w:t>
-      </w:r>
-      <w:r>
-        <w:rPr>
-          <w:b/>
-          <w:sz w:val="28"/>
-          <w:szCs w:val="28"/>
-          <w:lang w:val="pt-PT"/>
-        </w:rPr>
-        <w:t>đề</w:t>
-      </w:r>
-      <w:r>
-        <w:rPr>
-          <w:b/>
-          <w:sz w:val="28"/>
-          <w:szCs w:val="28"/>
-          <w:lang w:val="pt-PT"/>
-        </w:rPr>
-        <w:t xml:space="preserve"> </w:t>
-      </w:r>
-      <w:r>
-        <w:rPr>
-          <w:b/>
-          <w:sz w:val="28"/>
-          <w:szCs w:val="28"/>
-          <w:lang w:val="pt-PT"/>
-        </w:rPr>
-        <w:t>tài</w:t>
-      </w:r>
-      <w:r>
-        <w:rPr>
-          <w:b/>
-          <w:sz w:val="28"/>
-          <w:szCs w:val="28"/>
-          <w:lang w:val="pt-PT"/>
-        </w:rPr>
-        <w:t>:</w:t>
-      </w:r>
-      <w:r>
-        <w:rPr>
-          <w:sz w:val="28"/>
-          <w:szCs w:val="28"/>
-          <w:lang w:val="pt-PT"/>
-        </w:rPr>
-        <w:t xml:space="preserve"> </w:t>
+        <w:t>1. Tên đề tài: {{TEN_DE_TAI}}</w:t>
+      </w:r>
+      <w:r>
+        <w:rPr>
+          <w:b/>
+          <w:sz w:val="28"/>
+          <w:szCs w:val="28"/>
+          <w:lang w:val="pt-PT"/>
+        </w:rPr>
+      </w:r>
+      <w:r>
+        <w:rPr>
+          <w:b/>
+          <w:sz w:val="28"/>
+          <w:szCs w:val="28"/>
+          <w:lang w:val="pt-PT"/>
+        </w:rPr>
+      </w:r>
+      <w:r>
+        <w:rPr>
+          <w:b/>
+          <w:sz w:val="28"/>
+          <w:szCs w:val="28"/>
+          <w:lang w:val="pt-PT"/>
+        </w:rPr>
+      </w:r>
+      <w:r>
+        <w:rPr>
+          <w:b/>
+          <w:sz w:val="28"/>
+          <w:szCs w:val="28"/>
+          <w:lang w:val="pt-PT"/>
+        </w:rPr>
+      </w:r>
+      <w:r>
+        <w:rPr>
+          <w:b/>
+          <w:sz w:val="28"/>
+          <w:szCs w:val="28"/>
+          <w:lang w:val="pt-PT"/>
+        </w:rPr>
+      </w:r>
+      <w:r>
+        <w:rPr>
+          <w:b/>
+          <w:sz w:val="28"/>
+          <w:szCs w:val="28"/>
+          <w:lang w:val="pt-PT"/>
+        </w:rPr>
+      </w:r>
+      <w:r>
+        <w:rPr>
+          <w:sz w:val="28"/>
+          <w:szCs w:val="28"/>
+          <w:lang w:val="pt-PT"/>
+        </w:rPr>
       </w:r>
       <w:r>
         <w:rPr>
@@ -448,7 +437,6 @@
           <w:szCs w:val="28"/>
           <w:lang w:val="pt-PT"/>
         </w:rPr>
-        <w:t>Tên đề tài</w:t>
       </w:r>
     </w:p>
     <w:p>
@@ -471,23 +459,21 @@
           <w:szCs w:val="28"/>
           <w:lang w:val="pt-PT"/>
         </w:rPr>
-        <w:t>Chủ nhiệm đề tài</w:t>
-      </w:r>
-      <w:r>
-        <w:rPr>
-          <w:sz w:val="28"/>
-          <w:szCs w:val="28"/>
-          <w:lang w:val="pt-PT"/>
-        </w:rPr>
-        <w:t>:</w:t>
-      </w:r>
-      <w:r>
-        <w:rPr>
-          <w:sz w:val="28"/>
-          <w:szCs w:val="28"/>
-          <w:lang w:val="pt-PT"/>
-        </w:rPr>
-        <w:t xml:space="preserve"> </w:t>
+        <w:t>Chủ nhiệm đề tài: {{CHU_NHIEM_TEN}}</w:t>
+      </w:r>
+      <w:r>
+        <w:rPr>
+          <w:sz w:val="28"/>
+          <w:szCs w:val="28"/>
+          <w:lang w:val="pt-PT"/>
+        </w:rPr>
+      </w:r>
+      <w:r>
+        <w:rPr>
+          <w:sz w:val="28"/>
+          <w:szCs w:val="28"/>
+          <w:lang w:val="pt-PT"/>
+        </w:rPr>
       </w:r>
       <w:r>
         <w:rPr>
@@ -496,7 +482,6 @@
           <w:szCs w:val="28"/>
           <w:lang w:val="pt-PT"/>
         </w:rPr>
-        <w:t>Tên 1</w:t>
       </w:r>
     </w:p>
     <w:p>
@@ -516,7 +501,7 @@
           <w:szCs w:val="28"/>
           <w:lang w:val="pt-PT"/>
         </w:rPr>
-        <w:t>Đồng</w:t>
+        <w:t>Đồng chủ nhiệm đề tài: {{DONG_CHU_NHIEM_TEN}}</w:t>
       </w:r>
       <w:r>
         <w:rPr>
@@ -525,7 +510,6 @@
           <w:szCs w:val="28"/>
           <w:lang w:val="vi-VN"/>
         </w:rPr>
-        <w:t xml:space="preserve"> chủ nhiệm đề tài:</w:t>
       </w:r>
       <w:r>
         <w:rPr>
@@ -533,7 +517,6 @@
           <w:szCs w:val="28"/>
           <w:lang w:val="vi-VN"/>
         </w:rPr>
-        <w:t xml:space="preserve"> </w:t>
       </w:r>
       <w:r>
         <w:rPr>
@@ -542,7 +525,6 @@
           <w:szCs w:val="28"/>
           <w:lang w:val="en-GB"/>
         </w:rPr>
-        <w:t>Tên 2</w:t>
       </w:r>
     </w:p>
     <w:p>
@@ -565,77 +547,69 @@
           <w:szCs w:val="28"/>
           <w:lang w:val="pt-PT"/>
         </w:rPr>
-        <w:t>Đơn</w:t>
-      </w:r>
-      <w:r>
-        <w:rPr>
-          <w:b/>
-          <w:sz w:val="28"/>
-          <w:szCs w:val="28"/>
-          <w:lang w:val="pt-PT"/>
-        </w:rPr>
-        <w:t xml:space="preserve"> </w:t>
-      </w:r>
-      <w:r>
-        <w:rPr>
-          <w:b/>
-          <w:sz w:val="28"/>
-          <w:szCs w:val="28"/>
-          <w:lang w:val="pt-PT"/>
-        </w:rPr>
-        <w:t>vị</w:t>
-      </w:r>
-      <w:r>
-        <w:rPr>
-          <w:b/>
-          <w:sz w:val="28"/>
-          <w:szCs w:val="28"/>
-          <w:lang w:val="pt-PT"/>
-        </w:rPr>
-        <w:t xml:space="preserve"> </w:t>
-      </w:r>
-      <w:r>
-        <w:rPr>
-          <w:b/>
-          <w:sz w:val="28"/>
-          <w:szCs w:val="28"/>
-          <w:lang w:val="pt-PT"/>
-        </w:rPr>
-        <w:t>chủ</w:t>
-      </w:r>
-      <w:r>
-        <w:rPr>
-          <w:b/>
-          <w:sz w:val="28"/>
-          <w:szCs w:val="28"/>
-          <w:lang w:val="pt-PT"/>
-        </w:rPr>
-        <w:t xml:space="preserve"> </w:t>
-      </w:r>
-      <w:r>
-        <w:rPr>
-          <w:b/>
-          <w:sz w:val="28"/>
-          <w:szCs w:val="28"/>
-          <w:lang w:val="pt-PT"/>
-        </w:rPr>
-        <w:t>trì</w:t>
-      </w:r>
-      <w:r>
-        <w:rPr>
-          <w:sz w:val="28"/>
-          <w:szCs w:val="28"/>
-          <w:lang w:val="pt-PT"/>
-        </w:rPr>
-        <w:t xml:space="preserve">: </w:t>
-      </w:r>
-      <w:r>
-        <w:rPr>
-          <w:sz w:val="28"/>
-          <w:szCs w:val="28"/>
-          <w:lang w:val="pt-PT"/>
-        </w:rPr>
-        <w:t>Viện Y học ứng dụng Việt Nam</w:t>
+        <w:t>Đơn vị chủ trì: {{DON_VI_CHU_TRI}}</w:t>
+      </w:r>
+      <w:r>
+        <w:rPr>
+          <w:b/>
+          <w:sz w:val="28"/>
+          <w:szCs w:val="28"/>
+          <w:lang w:val="pt-PT"/>
+        </w:rPr>
+      </w:r>
+      <w:r>
+        <w:rPr>
+          <w:b/>
+          <w:sz w:val="28"/>
+          <w:szCs w:val="28"/>
+          <w:lang w:val="pt-PT"/>
+        </w:rPr>
+      </w:r>
+      <w:r>
+        <w:rPr>
+          <w:b/>
+          <w:sz w:val="28"/>
+          <w:szCs w:val="28"/>
+          <w:lang w:val="pt-PT"/>
+        </w:rPr>
+      </w:r>
+      <w:r>
+        <w:rPr>
+          <w:b/>
+          <w:sz w:val="28"/>
+          <w:szCs w:val="28"/>
+          <w:lang w:val="pt-PT"/>
+        </w:rPr>
+      </w:r>
+      <w:r>
+        <w:rPr>
+          <w:b/>
+          <w:sz w:val="28"/>
+          <w:szCs w:val="28"/>
+          <w:lang w:val="pt-PT"/>
+        </w:rPr>
+      </w:r>
+      <w:r>
+        <w:rPr>
+          <w:b/>
+          <w:sz w:val="28"/>
+          <w:szCs w:val="28"/>
+          <w:lang w:val="pt-PT"/>
+        </w:rPr>
+      </w:r>
+      <w:r>
+        <w:rPr>
+          <w:sz w:val="28"/>
+          <w:szCs w:val="28"/>
+          <w:lang w:val="pt-PT"/>
+        </w:rPr>
+      </w:r>
+      <w:r>
+        <w:rPr>
+          <w:sz w:val="28"/>
+          <w:szCs w:val="28"/>
+          <w:lang w:val="pt-PT"/>
+        </w:rPr>
       </w:r>
     </w:p>
     <w:p>
@@ -655,357 +629,314 @@
           <w:szCs w:val="28"/>
           <w:lang w:val="pt-PT"/>
         </w:rPr>
-        <w:t xml:space="preserve">2. </w:t>
-      </w:r>
-      <w:r>
-        <w:rPr>
-          <w:b/>
-          <w:sz w:val="28"/>
-          <w:szCs w:val="28"/>
-          <w:lang w:val="pt-PT"/>
-        </w:rPr>
-        <w:t>Hội</w:t>
-      </w:r>
-      <w:r>
-        <w:rPr>
-          <w:b/>
-          <w:sz w:val="28"/>
-          <w:szCs w:val="28"/>
-          <w:lang w:val="pt-PT"/>
-        </w:rPr>
-        <w:t xml:space="preserve"> </w:t>
-      </w:r>
-      <w:r>
-        <w:rPr>
-          <w:b/>
-          <w:sz w:val="28"/>
-          <w:szCs w:val="28"/>
-          <w:lang w:val="pt-PT"/>
-        </w:rPr>
-        <w:t>đồng</w:t>
-      </w:r>
-      <w:r>
-        <w:rPr>
-          <w:b/>
-          <w:sz w:val="28"/>
-          <w:szCs w:val="28"/>
-          <w:lang w:val="pt-PT"/>
-        </w:rPr>
-        <w:t xml:space="preserve"> </w:t>
-      </w:r>
-      <w:r>
-        <w:rPr>
-          <w:b/>
-          <w:sz w:val="28"/>
-          <w:szCs w:val="28"/>
-          <w:lang w:val="pt-PT"/>
-        </w:rPr>
-        <w:t>KHCN</w:t>
-      </w:r>
-      <w:r>
-        <w:rPr>
-          <w:b/>
-          <w:sz w:val="28"/>
-          <w:szCs w:val="28"/>
-          <w:lang w:val="pt-PT"/>
-        </w:rPr>
-        <w:t xml:space="preserve"> </w:t>
-      </w:r>
-      <w:r>
-        <w:rPr>
-          <w:sz w:val="28"/>
-          <w:szCs w:val="28"/>
-          <w:lang w:val="pt-PT"/>
-        </w:rPr>
-        <w:t>nghiệm</w:t>
-      </w:r>
-      <w:r>
-        <w:rPr>
-          <w:sz w:val="28"/>
-          <w:szCs w:val="28"/>
-          <w:lang w:val="pt-PT"/>
-        </w:rPr>
-        <w:t xml:space="preserve"> </w:t>
-      </w:r>
-      <w:r>
-        <w:rPr>
-          <w:sz w:val="28"/>
-          <w:szCs w:val="28"/>
-          <w:lang w:val="pt-PT"/>
-        </w:rPr>
-        <w:t>thu</w:t>
-      </w:r>
-      <w:r>
-        <w:rPr>
-          <w:sz w:val="28"/>
-          <w:szCs w:val="28"/>
-          <w:lang w:val="pt-PT"/>
-        </w:rPr>
-        <w:t xml:space="preserve"> </w:t>
-      </w:r>
-      <w:r>
-        <w:rPr>
-          <w:sz w:val="28"/>
-          <w:szCs w:val="28"/>
-          <w:lang w:val="pt-PT"/>
-        </w:rPr>
-        <w:t>kết</w:t>
-      </w:r>
-      <w:r>
-        <w:rPr>
-          <w:sz w:val="28"/>
-          <w:szCs w:val="28"/>
-          <w:lang w:val="pt-PT"/>
-        </w:rPr>
-        <w:t xml:space="preserve"> </w:t>
-      </w:r>
-      <w:r>
-        <w:rPr>
-          <w:sz w:val="28"/>
-          <w:szCs w:val="28"/>
-          <w:lang w:val="pt-PT"/>
-        </w:rPr>
-        <w:t>quả</w:t>
-      </w:r>
-      <w:r>
-        <w:rPr>
-          <w:sz w:val="28"/>
-          <w:szCs w:val="28"/>
-          <w:lang w:val="pt-PT"/>
-        </w:rPr>
-        <w:t xml:space="preserve"> </w:t>
-      </w:r>
-      <w:r>
-        <w:rPr>
-          <w:sz w:val="28"/>
-          <w:szCs w:val="28"/>
-          <w:lang w:val="pt-PT"/>
-        </w:rPr>
-        <w:t>đề</w:t>
-      </w:r>
-      <w:r>
-        <w:rPr>
-          <w:sz w:val="28"/>
-          <w:szCs w:val="28"/>
-          <w:lang w:val="pt-PT"/>
-        </w:rPr>
-        <w:t xml:space="preserve"> </w:t>
-      </w:r>
-      <w:r>
-        <w:rPr>
-          <w:sz w:val="28"/>
-          <w:szCs w:val="28"/>
-          <w:lang w:val="pt-PT"/>
-        </w:rPr>
-        <w:t>tài</w:t>
-      </w:r>
-      <w:r>
-        <w:rPr>
-          <w:sz w:val="28"/>
-          <w:szCs w:val="28"/>
-          <w:lang w:val="pt-PT"/>
-        </w:rPr>
-        <w:t xml:space="preserve"> </w:t>
-      </w:r>
-      <w:r>
-        <w:rPr>
-          <w:sz w:val="28"/>
-          <w:szCs w:val="28"/>
-          <w:lang w:val="pt-PT"/>
-        </w:rPr>
-        <w:t>cấp</w:t>
-      </w:r>
-      <w:r>
-        <w:rPr>
-          <w:sz w:val="28"/>
-          <w:szCs w:val="28"/>
-          <w:lang w:val="pt-PT"/>
-        </w:rPr>
-        <w:t xml:space="preserve"> </w:t>
-      </w:r>
-      <w:r>
-        <w:rPr>
-          <w:sz w:val="28"/>
-          <w:szCs w:val="28"/>
-          <w:lang w:val="pt-PT"/>
-        </w:rPr>
-        <w:t>cơ</w:t>
-      </w:r>
-      <w:r>
-        <w:rPr>
-          <w:sz w:val="28"/>
-          <w:szCs w:val="28"/>
-          <w:lang w:val="pt-PT"/>
-        </w:rPr>
-        <w:t xml:space="preserve"> </w:t>
-      </w:r>
-      <w:r>
-        <w:rPr>
-          <w:sz w:val="28"/>
-          <w:szCs w:val="28"/>
-          <w:lang w:val="pt-PT"/>
-        </w:rPr>
-        <w:t>sở</w:t>
-      </w:r>
-      <w:r>
-        <w:rPr>
-          <w:sz w:val="28"/>
-          <w:szCs w:val="28"/>
-          <w:lang w:val="pt-PT"/>
-        </w:rPr>
-        <w:t xml:space="preserve"> </w:t>
-      </w:r>
-      <w:r>
-        <w:rPr>
-          <w:sz w:val="28"/>
-          <w:szCs w:val="28"/>
-          <w:lang w:val="pt-PT"/>
-        </w:rPr>
-        <w:t>đư</w:t>
-      </w:r>
-      <w:r>
-        <w:rPr>
-          <w:sz w:val="28"/>
-          <w:szCs w:val="28"/>
-          <w:lang w:val="pt-PT"/>
-        </w:rPr>
-        <w:softHyphen/>
-      </w:r>
-      <w:r>
-        <w:rPr>
-          <w:sz w:val="28"/>
-          <w:szCs w:val="28"/>
-          <w:lang w:val="pt-PT"/>
-        </w:rPr>
-        <w:t>ợc</w:t>
-      </w:r>
-      <w:r>
-        <w:rPr>
-          <w:sz w:val="28"/>
-          <w:szCs w:val="28"/>
-          <w:lang w:val="pt-PT"/>
-        </w:rPr>
-        <w:t xml:space="preserve"> </w:t>
-      </w:r>
-      <w:r>
-        <w:rPr>
-          <w:sz w:val="28"/>
-          <w:szCs w:val="28"/>
-          <w:lang w:val="pt-PT"/>
-        </w:rPr>
-        <w:t>thành</w:t>
-      </w:r>
-      <w:r>
-        <w:rPr>
-          <w:sz w:val="28"/>
-          <w:szCs w:val="28"/>
-          <w:lang w:val="pt-PT"/>
-        </w:rPr>
-        <w:t xml:space="preserve"> </w:t>
-      </w:r>
-      <w:r>
-        <w:rPr>
-          <w:sz w:val="28"/>
-          <w:szCs w:val="28"/>
-          <w:lang w:val="pt-PT"/>
-        </w:rPr>
-        <w:t>lập</w:t>
-      </w:r>
-      <w:r>
-        <w:rPr>
-          <w:sz w:val="28"/>
-          <w:szCs w:val="28"/>
-          <w:lang w:val="pt-PT"/>
-        </w:rPr>
-        <w:t xml:space="preserve"> </w:t>
-      </w:r>
-      <w:r>
-        <w:rPr>
-          <w:sz w:val="28"/>
-          <w:szCs w:val="28"/>
-          <w:lang w:val="pt-PT"/>
-        </w:rPr>
-        <w:t>theo</w:t>
-      </w:r>
-      <w:r>
-        <w:rPr>
-          <w:sz w:val="28"/>
-          <w:szCs w:val="28"/>
-          <w:lang w:val="pt-PT"/>
-        </w:rPr>
-        <w:t xml:space="preserve"> </w:t>
-      </w:r>
-      <w:r>
-        <w:rPr>
-          <w:sz w:val="28"/>
-          <w:szCs w:val="28"/>
-          <w:lang w:val="pt-PT"/>
-        </w:rPr>
-        <w:t>quyết</w:t>
-      </w:r>
-      <w:r>
-        <w:rPr>
-          <w:sz w:val="28"/>
-          <w:szCs w:val="28"/>
-          <w:lang w:val="pt-PT"/>
-        </w:rPr>
-        <w:t xml:space="preserve"> </w:t>
-      </w:r>
-      <w:r>
-        <w:rPr>
-          <w:sz w:val="28"/>
-          <w:szCs w:val="28"/>
-          <w:lang w:val="pt-PT"/>
-        </w:rPr>
-        <w:t>định</w:t>
-      </w:r>
-      <w:r>
-        <w:rPr>
-          <w:sz w:val="28"/>
-          <w:szCs w:val="28"/>
-          <w:lang w:val="pt-PT"/>
-        </w:rPr>
-        <w:t xml:space="preserve"> </w:t>
-      </w:r>
-      <w:r>
-        <w:rPr>
-          <w:sz w:val="28"/>
-          <w:szCs w:val="28"/>
-          <w:lang w:val="pt-PT"/>
-        </w:rPr>
-        <w:t>số</w:t>
-      </w:r>
-      <w:r>
-        <w:rPr>
-          <w:sz w:val="28"/>
-          <w:szCs w:val="28"/>
-          <w:lang w:val="pt-PT"/>
-        </w:rPr>
-        <w:t xml:space="preserve"> </w:t>
-      </w:r>
-      <w:r>
-        <w:rPr>
-          <w:sz w:val="28"/>
-          <w:szCs w:val="28"/>
-          <w:lang w:val="pt-PT"/>
-        </w:rPr>
-        <w:t>......</w:t>
-      </w:r>
-      <w:r>
-        <w:rPr>
-          <w:sz w:val="28"/>
-          <w:szCs w:val="28"/>
-          <w:lang w:val="pt-PT"/>
-        </w:rPr>
-        <w:t>/QĐ-YHUD/</w:t>
-      </w:r>
-      <w:r>
-        <w:rPr>
-          <w:sz w:val="28"/>
-          <w:szCs w:val="28"/>
-          <w:lang w:val="pt-PT"/>
-        </w:rPr>
-        <w:t>20</w:t>
+        <w:t>2. Hội đồng KHCN nghiệm thu kết quả đề tài cấp cơ sở được thành lập theo quyết định số ....../QĐ-YHUD/{{NAM}}, ngày ...... tháng ...... năm 20... của Viện trưởng Viện Y học ứng dụng Việt Nam.</w:t>
+      </w:r>
+      <w:r>
+        <w:rPr>
+          <w:b/>
+          <w:sz w:val="28"/>
+          <w:szCs w:val="28"/>
+          <w:lang w:val="pt-PT"/>
+        </w:rPr>
+      </w:r>
+      <w:r>
+        <w:rPr>
+          <w:b/>
+          <w:sz w:val="28"/>
+          <w:szCs w:val="28"/>
+          <w:lang w:val="pt-PT"/>
+        </w:rPr>
+      </w:r>
+      <w:r>
+        <w:rPr>
+          <w:b/>
+          <w:sz w:val="28"/>
+          <w:szCs w:val="28"/>
+          <w:lang w:val="pt-PT"/>
+        </w:rPr>
+      </w:r>
+      <w:r>
+        <w:rPr>
+          <w:b/>
+          <w:sz w:val="28"/>
+          <w:szCs w:val="28"/>
+          <w:lang w:val="pt-PT"/>
+        </w:rPr>
+      </w:r>
+      <w:r>
+        <w:rPr>
+          <w:b/>
+          <w:sz w:val="28"/>
+          <w:szCs w:val="28"/>
+          <w:lang w:val="pt-PT"/>
+        </w:rPr>
+      </w:r>
+      <w:r>
+        <w:rPr>
+          <w:b/>
+          <w:sz w:val="28"/>
+          <w:szCs w:val="28"/>
+          <w:lang w:val="pt-PT"/>
+        </w:rPr>
+      </w:r>
+      <w:r>
+        <w:rPr>
+          <w:sz w:val="28"/>
+          <w:szCs w:val="28"/>
+          <w:lang w:val="pt-PT"/>
+        </w:rPr>
+      </w:r>
+      <w:r>
+        <w:rPr>
+          <w:sz w:val="28"/>
+          <w:szCs w:val="28"/>
+          <w:lang w:val="pt-PT"/>
+        </w:rPr>
+      </w:r>
+      <w:r>
+        <w:rPr>
+          <w:sz w:val="28"/>
+          <w:szCs w:val="28"/>
+          <w:lang w:val="pt-PT"/>
+        </w:rPr>
+      </w:r>
+      <w:r>
+        <w:rPr>
+          <w:sz w:val="28"/>
+          <w:szCs w:val="28"/>
+          <w:lang w:val="pt-PT"/>
+        </w:rPr>
+      </w:r>
+      <w:r>
+        <w:rPr>
+          <w:sz w:val="28"/>
+          <w:szCs w:val="28"/>
+          <w:lang w:val="pt-PT"/>
+        </w:rPr>
+      </w:r>
+      <w:r>
+        <w:rPr>
+          <w:sz w:val="28"/>
+          <w:szCs w:val="28"/>
+          <w:lang w:val="pt-PT"/>
+        </w:rPr>
+      </w:r>
+      <w:r>
+        <w:rPr>
+          <w:sz w:val="28"/>
+          <w:szCs w:val="28"/>
+          <w:lang w:val="pt-PT"/>
+        </w:rPr>
+      </w:r>
+      <w:r>
+        <w:rPr>
+          <w:sz w:val="28"/>
+          <w:szCs w:val="28"/>
+          <w:lang w:val="pt-PT"/>
+        </w:rPr>
+      </w:r>
+      <w:r>
+        <w:rPr>
+          <w:sz w:val="28"/>
+          <w:szCs w:val="28"/>
+          <w:lang w:val="pt-PT"/>
+        </w:rPr>
+      </w:r>
+      <w:r>
+        <w:rPr>
+          <w:sz w:val="28"/>
+          <w:szCs w:val="28"/>
+          <w:lang w:val="pt-PT"/>
+        </w:rPr>
+      </w:r>
+      <w:r>
+        <w:rPr>
+          <w:sz w:val="28"/>
+          <w:szCs w:val="28"/>
+          <w:lang w:val="pt-PT"/>
+        </w:rPr>
+      </w:r>
+      <w:r>
+        <w:rPr>
+          <w:sz w:val="28"/>
+          <w:szCs w:val="28"/>
+          <w:lang w:val="pt-PT"/>
+        </w:rPr>
+      </w:r>
+      <w:r>
+        <w:rPr>
+          <w:sz w:val="28"/>
+          <w:szCs w:val="28"/>
+          <w:lang w:val="pt-PT"/>
+        </w:rPr>
+      </w:r>
+      <w:r>
+        <w:rPr>
+          <w:sz w:val="28"/>
+          <w:szCs w:val="28"/>
+          <w:lang w:val="pt-PT"/>
+        </w:rPr>
+      </w:r>
+      <w:r>
+        <w:rPr>
+          <w:sz w:val="28"/>
+          <w:szCs w:val="28"/>
+          <w:lang w:val="pt-PT"/>
+        </w:rPr>
+      </w:r>
+      <w:r>
+        <w:rPr>
+          <w:sz w:val="28"/>
+          <w:szCs w:val="28"/>
+          <w:lang w:val="pt-PT"/>
+        </w:rPr>
+      </w:r>
+      <w:r>
+        <w:rPr>
+          <w:sz w:val="28"/>
+          <w:szCs w:val="28"/>
+          <w:lang w:val="pt-PT"/>
+        </w:rPr>
+      </w:r>
+      <w:r>
+        <w:rPr>
+          <w:sz w:val="28"/>
+          <w:szCs w:val="28"/>
+          <w:lang w:val="pt-PT"/>
+        </w:rPr>
+      </w:r>
+      <w:r>
+        <w:rPr>
+          <w:sz w:val="28"/>
+          <w:szCs w:val="28"/>
+          <w:lang w:val="pt-PT"/>
+        </w:rPr>
+      </w:r>
+      <w:r>
+        <w:rPr>
+          <w:sz w:val="28"/>
+          <w:szCs w:val="28"/>
+          <w:lang w:val="pt-PT"/>
+        </w:rPr>
+      </w:r>
+      <w:r>
+        <w:rPr>
+          <w:sz w:val="28"/>
+          <w:szCs w:val="28"/>
+          <w:lang w:val="pt-PT"/>
+        </w:rPr>
+      </w:r>
+      <w:r>
+        <w:rPr>
+          <w:sz w:val="28"/>
+          <w:szCs w:val="28"/>
+          <w:lang w:val="pt-PT"/>
+        </w:rPr>
+      </w:r>
+      <w:r>
+        <w:rPr>
+          <w:sz w:val="28"/>
+          <w:szCs w:val="28"/>
+          <w:lang w:val="pt-PT"/>
+        </w:rPr>
+      </w:r>
+      <w:r>
+        <w:rPr>
+          <w:sz w:val="28"/>
+          <w:szCs w:val="28"/>
+          <w:lang w:val="pt-PT"/>
+        </w:rPr>
+      </w:r>
+      <w:r>
+        <w:rPr>
+          <w:sz w:val="28"/>
+          <w:szCs w:val="28"/>
+          <w:lang w:val="pt-PT"/>
+        </w:rPr>
+      </w:r>
+      <w:r>
+        <w:rPr>
+          <w:sz w:val="28"/>
+          <w:szCs w:val="28"/>
+          <w:lang w:val="pt-PT"/>
+        </w:rPr>
+      </w:r>
+      <w:r>
+        <w:rPr>
+          <w:sz w:val="28"/>
+          <w:szCs w:val="28"/>
+          <w:lang w:val="pt-PT"/>
+        </w:rPr>
+      </w:r>
+      <w:r>
+        <w:rPr>
+          <w:sz w:val="28"/>
+          <w:szCs w:val="28"/>
+          <w:lang w:val="pt-PT"/>
+        </w:rPr>
+      </w:r>
+      <w:r>
+        <w:rPr>
+          <w:sz w:val="28"/>
+          <w:szCs w:val="28"/>
+          <w:lang w:val="pt-PT"/>
+        </w:rPr>
+      </w:r>
+      <w:r>
+        <w:rPr>
+          <w:sz w:val="28"/>
+          <w:szCs w:val="28"/>
+          <w:lang w:val="pt-PT"/>
+        </w:rPr>
+      </w:r>
+      <w:r>
+        <w:rPr>
+          <w:sz w:val="28"/>
+          <w:szCs w:val="28"/>
+          <w:lang w:val="pt-PT"/>
+        </w:rPr>
+      </w:r>
+      <w:r>
+        <w:rPr>
+          <w:sz w:val="28"/>
+          <w:szCs w:val="28"/>
+          <w:lang w:val="pt-PT"/>
+        </w:rPr>
+      </w:r>
+      <w:r>
+        <w:rPr>
+          <w:sz w:val="28"/>
+          <w:szCs w:val="28"/>
+          <w:lang w:val="pt-PT"/>
+        </w:rPr>
+      </w:r>
+      <w:r>
+        <w:rPr>
+          <w:sz w:val="28"/>
+          <w:szCs w:val="28"/>
+          <w:lang w:val="pt-PT"/>
+        </w:rPr>
+      </w:r>
+      <w:r>
+        <w:rPr>
+          <w:sz w:val="28"/>
+          <w:szCs w:val="28"/>
+          <w:lang w:val="pt-PT"/>
+        </w:rPr>
+      </w:r>
+      <w:r>
+        <w:rPr>
+          <w:sz w:val="28"/>
+          <w:szCs w:val="28"/>
+          <w:lang w:val="pt-PT"/>
+        </w:rPr>
+      </w:r>
+      <w:r>
+        <w:rPr>
+          <w:sz w:val="28"/>
+          <w:szCs w:val="28"/>
+          <w:lang w:val="pt-PT"/>
+        </w:rPr>
       </w:r>
       <w:r>
         <w:rPr>
@@ -1014,111 +945,97 @@
           <w:szCs w:val="28"/>
           <w:lang w:val="pt-PT"/>
         </w:rPr>
-        <w:t>xx</w:t>
-      </w:r>
-      <w:r>
-        <w:rPr>
-          <w:sz w:val="28"/>
-          <w:szCs w:val="28"/>
-          <w:lang w:val="pt-PT"/>
-        </w:rPr>
-        <w:t xml:space="preserve">, </w:t>
-      </w:r>
-      <w:r>
-        <w:rPr>
-          <w:sz w:val="28"/>
-          <w:szCs w:val="28"/>
-          <w:lang w:val="pt-PT"/>
-        </w:rPr>
-        <w:t>ngày</w:t>
-      </w:r>
-      <w:r>
-        <w:rPr>
-          <w:sz w:val="28"/>
-          <w:szCs w:val="28"/>
-          <w:lang w:val="pt-PT"/>
-        </w:rPr>
-        <w:t xml:space="preserve"> ...... </w:t>
-      </w:r>
-      <w:r>
-        <w:rPr>
-          <w:sz w:val="28"/>
-          <w:szCs w:val="28"/>
-          <w:lang w:val="pt-PT"/>
-        </w:rPr>
-        <w:t>tháng</w:t>
-      </w:r>
-      <w:r>
-        <w:rPr>
-          <w:sz w:val="28"/>
-          <w:szCs w:val="28"/>
-          <w:lang w:val="pt-PT"/>
-        </w:rPr>
-        <w:t xml:space="preserve"> ...... </w:t>
-      </w:r>
-      <w:r>
-        <w:rPr>
-          <w:sz w:val="28"/>
-          <w:szCs w:val="28"/>
-          <w:lang w:val="pt-PT"/>
-        </w:rPr>
-        <w:t>năm</w:t>
-      </w:r>
-      <w:r>
-        <w:rPr>
-          <w:sz w:val="28"/>
-          <w:szCs w:val="28"/>
-          <w:lang w:val="pt-PT"/>
-        </w:rPr>
-        <w:t xml:space="preserve"> </w:t>
-      </w:r>
-      <w:r>
-        <w:rPr>
-          <w:sz w:val="28"/>
-          <w:szCs w:val="28"/>
-          <w:lang w:val="pt-PT"/>
-        </w:rPr>
-        <w:t>20</w:t>
-      </w:r>
-      <w:r>
-        <w:rPr>
-          <w:sz w:val="28"/>
-          <w:szCs w:val="28"/>
-          <w:lang w:val="pt-PT"/>
-        </w:rPr>
-        <w:t xml:space="preserve">... </w:t>
-      </w:r>
-      <w:r>
-        <w:rPr>
-          <w:sz w:val="28"/>
-          <w:szCs w:val="28"/>
-          <w:lang w:val="pt-PT"/>
-        </w:rPr>
-        <w:t>của</w:t>
-      </w:r>
-      <w:r>
-        <w:rPr>
-          <w:sz w:val="28"/>
-          <w:szCs w:val="28"/>
-          <w:lang w:val="pt-PT"/>
-        </w:rPr>
-        <w:t xml:space="preserve"> </w:t>
-      </w:r>
-      <w:r>
-        <w:rPr>
-          <w:sz w:val="28"/>
-          <w:szCs w:val="28"/>
-          <w:lang w:val="pt-PT"/>
-        </w:rPr>
-        <w:t>Viện trưởng Viện Y học ứng dụng Việt Nam</w:t>
-      </w:r>
-      <w:r>
-        <w:rPr>
-          <w:sz w:val="28"/>
-          <w:szCs w:val="28"/>
-          <w:lang w:val="pt-PT"/>
-        </w:rPr>
-        <w:t>.</w:t>
+      </w:r>
+      <w:r>
+        <w:rPr>
+          <w:sz w:val="28"/>
+          <w:szCs w:val="28"/>
+          <w:lang w:val="pt-PT"/>
+        </w:rPr>
+      </w:r>
+      <w:r>
+        <w:rPr>
+          <w:sz w:val="28"/>
+          <w:szCs w:val="28"/>
+          <w:lang w:val="pt-PT"/>
+        </w:rPr>
+      </w:r>
+      <w:r>
+        <w:rPr>
+          <w:sz w:val="28"/>
+          <w:szCs w:val="28"/>
+          <w:lang w:val="pt-PT"/>
+        </w:rPr>
+      </w:r>
+      <w:r>
+        <w:rPr>
+          <w:sz w:val="28"/>
+          <w:szCs w:val="28"/>
+          <w:lang w:val="pt-PT"/>
+        </w:rPr>
+      </w:r>
+      <w:r>
+        <w:rPr>
+          <w:sz w:val="28"/>
+          <w:szCs w:val="28"/>
+          <w:lang w:val="pt-PT"/>
+        </w:rPr>
+      </w:r>
+      <w:r>
+        <w:rPr>
+          <w:sz w:val="28"/>
+          <w:szCs w:val="28"/>
+          <w:lang w:val="pt-PT"/>
+        </w:rPr>
+      </w:r>
+      <w:r>
+        <w:rPr>
+          <w:sz w:val="28"/>
+          <w:szCs w:val="28"/>
+          <w:lang w:val="pt-PT"/>
+        </w:rPr>
+      </w:r>
+      <w:r>
+        <w:rPr>
+          <w:sz w:val="28"/>
+          <w:szCs w:val="28"/>
+          <w:lang w:val="pt-PT"/>
+        </w:rPr>
+      </w:r>
+      <w:r>
+        <w:rPr>
+          <w:sz w:val="28"/>
+          <w:szCs w:val="28"/>
+          <w:lang w:val="pt-PT"/>
+        </w:rPr>
+      </w:r>
+      <w:r>
+        <w:rPr>
+          <w:sz w:val="28"/>
+          <w:szCs w:val="28"/>
+          <w:lang w:val="pt-PT"/>
+        </w:rPr>
+      </w:r>
+      <w:r>
+        <w:rPr>
+          <w:sz w:val="28"/>
+          <w:szCs w:val="28"/>
+          <w:lang w:val="pt-PT"/>
+        </w:rPr>
+      </w:r>
+      <w:r>
+        <w:rPr>
+          <w:sz w:val="28"/>
+          <w:szCs w:val="28"/>
+          <w:lang w:val="pt-PT"/>
+        </w:rPr>
+      </w:r>
+      <w:r>
+        <w:rPr>
+          <w:sz w:val="28"/>
+          <w:szCs w:val="28"/>
+          <w:lang w:val="pt-PT"/>
+        </w:rPr>
       </w:r>
     </w:p>
     <w:p>

--- a/04. Hồ sơ nghiệm thu - MẪU/11. Biên bản kiểm phiếu nghiệm thu.docx
+++ b/04. Hồ sơ nghiệm thu - MẪU/11. Biên bản kiểm phiếu nghiệm thu.docx
@@ -1,6 +1,6 @@
 
 <file path=word/document.xml><?xml version="1.0" encoding="utf-8"?>
-<w:document xmlns:wpc="http://schemas.microsoft.com/office/word/2010/wordprocessingCanvas" xmlns:cx="http://schemas.microsoft.com/office/drawing/2014/chartex" xmlns:cx1="http://schemas.microsoft.com/office/drawing/2015/9/8/chartex" xmlns:cx2="http://schemas.microsoft.com/office/drawing/2015/10/21/chartex" xmlns:cx3="http://schemas.microsoft.com/office/drawing/2016/5/9/chartex" xmlns:cx4="http://schemas.microsoft.com/office/drawing/2016/5/10/chartex" xmlns:cx5="http://schemas.microsoft.com/office/drawing/2016/5/11/chartex" xmlns:cx6="http://schemas.microsoft.com/office/drawing/2016/5/12/chartex" xmlns:cx7="http://schemas.microsoft.com/office/drawing/2016/5/13/chartex" xmlns:cx8="http://schemas.microsoft.com/office/drawing/2016/5/14/chartex" xmlns:mc="http://schemas.openxmlformats.org/markup-compatibility/2006" xmlns:aink="http://schemas.microsoft.com/office/drawing/2016/ink" xmlns:am3d="http://schemas.microsoft.com/office/drawing/2017/model3d" xmlns:o="urn:schemas-microsoft-com:office:office" xmlns:oel="http://schemas.microsoft.com/office/2019/extlst" xmlns:r="http://schemas.openxmlformats.org/officeDocument/2006/relationships" xmlns:m="http://schemas.openxmlformats.org/officeDocument/2006/math" xmlns:v="urn:schemas-microsoft-com:vml" xmlns:wp14="http://schemas.microsoft.com/office/word/2010/wordprocessingDrawing" xmlns:wp="http://schemas.openxmlformats.org/drawingml/2006/wordprocessingDrawing" xmlns:w10="urn:schemas-microsoft-com:office:word" xmlns:w="http://schemas.openxmlformats.org/wordprocessingml/2006/main" xmlns:w14="http://schemas.microsoft.com/office/word/2010/wordml" xmlns:w15="http://schemas.microsoft.com/office/word/2012/wordml" xmlns:w16cei="http://schemas.microsoft.com/office/word/2026/wordml/cei" xmlns:w16cex="http://schemas.microsoft.com/office/word/2018/wordml/cex" xmlns:w16cid="http://schemas.microsoft.com/office/word/2016/wordml/cid" xmlns:w16="http://schemas.microsoft.com/office/word/2018/wordml" xmlns:w16du="http://schemas.microsoft.com/office/word/2023/wordml/word16du" xmlns:w16sdtdh="http://schemas.microsoft.com/office/word/2020/wordml/sdtdatahash" xmlns:w16sdtfl="http://schemas.microsoft.com/office/word/2024/wordml/sdtformatlock" xmlns:w16se="http://schemas.microsoft.com/office/word/2015/wordml/symex" xmlns:wpg="http://schemas.microsoft.com/office/word/2010/wordprocessingGroup" xmlns:wpi="http://schemas.microsoft.com/office/word/2010/wordprocessingInk" xmlns:wne="http://schemas.microsoft.com/office/word/2006/wordml" xmlns:wps="http://schemas.microsoft.com/office/word/2010/wordprocessingShape" mc:Ignorable="w14 w15 w16se w16cid w16 w16cex w16sdtdh w16sdtfl w16du wp14">
+<w:document xmlns:wpc="http://schemas.microsoft.com/office/word/2010/wordprocessingCanvas" xmlns:cx="http://schemas.microsoft.com/office/drawing/2014/chartex" xmlns:cx1="http://schemas.microsoft.com/office/drawing/2015/9/8/chartex" xmlns:cx2="http://schemas.microsoft.com/office/drawing/2015/10/21/chartex" xmlns:cx3="http://schemas.microsoft.com/office/drawing/2016/5/9/chartex" xmlns:cx4="http://schemas.microsoft.com/office/drawing/2016/5/10/chartex" xmlns:cx5="http://schemas.microsoft.com/office/drawing/2016/5/11/chartex" xmlns:cx6="http://schemas.microsoft.com/office/drawing/2016/5/12/chartex" xmlns:cx7="http://schemas.microsoft.com/office/drawing/2016/5/13/chartex" xmlns:cx8="http://schemas.microsoft.com/office/drawing/2016/5/14/chartex" xmlns:mc="http://schemas.openxmlformats.org/markup-compatibility/2006" xmlns:aink="http://schemas.microsoft.com/office/drawing/2016/ink" xmlns:am3d="http://schemas.microsoft.com/office/drawing/2017/model3d" xmlns:o="urn:schemas-microsoft-com:office:office" xmlns:oel="http://schemas.microsoft.com/office/2019/extlst" xmlns:r="http://schemas.openxmlformats.org/officeDocument/2006/relationships" xmlns:m="http://schemas.openxmlformats.org/officeDocument/2006/math" xmlns:v="urn:schemas-microsoft-com:vml" xmlns:wp14="http://schemas.microsoft.com/office/word/2010/wordprocessingDrawing" xmlns:wp="http://schemas.openxmlformats.org/drawingml/2006/wordprocessingDrawing" xmlns:w10="urn:schemas-microsoft-com:office:word" xmlns:w="http://schemas.openxmlformats.org/wordprocessingml/2006/main" xmlns:w14="http://schemas.microsoft.com/office/word/2010/wordml" xmlns:w15="http://schemas.microsoft.com/office/word/2012/wordml" xmlns:w16cex="http://schemas.microsoft.com/office/word/2018/wordml/cex" xmlns:w16cid="http://schemas.microsoft.com/office/word/2016/wordml/cid" xmlns:w16="http://schemas.microsoft.com/office/word/2018/wordml" xmlns:w16du="http://schemas.microsoft.com/office/word/2023/wordml/word16du" xmlns:w16sdtdh="http://schemas.microsoft.com/office/word/2020/wordml/sdtdatahash" xmlns:w16sdtfl="http://schemas.microsoft.com/office/word/2024/wordml/sdtformatlock" xmlns:w16se="http://schemas.microsoft.com/office/word/2015/wordml/symex" xmlns:wpg="http://schemas.microsoft.com/office/word/2010/wordprocessingGroup" xmlns:wpi="http://schemas.microsoft.com/office/word/2010/wordprocessingInk" xmlns:wne="http://schemas.microsoft.com/office/word/2006/wordml" xmlns:wps="http://schemas.microsoft.com/office/word/2010/wordprocessingShape" mc:Ignorable="w14 w15 w16se w16cid w16 w16cex w16sdtdh w16sdtfl w16du wp14">
   <w:body>
     <w:tbl>
       <w:tblPr>
@@ -14,12 +14,6 @@
         <w:gridCol w:w="5670"/>
       </w:tblGrid>
       <w:tr>
-        <w:tblPrEx>
-          <w:tblCellMar>
-            <w:top w:w="0" w:type="dxa"/>
-            <w:bottom w:w="0" w:type="dxa"/>
-          </w:tblCellMar>
-        </w:tblPrEx>
         <w:trPr>
           <w:jc w:val="center"/>
         </w:trPr>
@@ -305,40 +299,43 @@
           <w:szCs w:val="28"/>
           <w:lang w:val="pt-PT"/>
         </w:rPr>
-        <w:t>NGHIỆM THU KẾT QUẢ ĐỀ TÀI NCKH NĂM {{NAM}}</w:t>
-      </w:r>
-      <w:r>
-        <w:rPr>
-          <w:b/>
-          <w:sz w:val="28"/>
-          <w:szCs w:val="28"/>
-          <w:lang w:val="pt-PT"/>
-        </w:rPr>
-      </w:r>
-      <w:r>
-        <w:rPr>
-          <w:b/>
-          <w:sz w:val="28"/>
-          <w:szCs w:val="28"/>
-          <w:lang w:val="pt-PT"/>
-        </w:rPr>
-      </w:r>
-      <w:r>
-        <w:rPr>
-          <w:b/>
-          <w:sz w:val="28"/>
-          <w:szCs w:val="28"/>
-          <w:lang w:val="pt-PT"/>
-        </w:rPr>
-      </w:r>
-      <w:r>
-        <w:rPr>
-          <w:b/>
-          <w:color w:val="FF0000"/>
-          <w:sz w:val="28"/>
-          <w:szCs w:val="28"/>
-          <w:lang w:val="pt-PT"/>
-        </w:rPr>
+        <w:t xml:space="preserve">NGHIỆM THU KẾT QUẢ ĐỀ TÀI </w:t>
+      </w:r>
+      <w:r>
+        <w:rPr>
+          <w:b/>
+          <w:sz w:val="28"/>
+          <w:szCs w:val="28"/>
+          <w:lang w:val="pt-PT"/>
+        </w:rPr>
+        <w:t>NCKH</w:t>
+      </w:r>
+      <w:r>
+        <w:rPr>
+          <w:b/>
+          <w:sz w:val="28"/>
+          <w:szCs w:val="28"/>
+          <w:lang w:val="pt-PT"/>
+        </w:rPr>
+        <w:t xml:space="preserve"> </w:t>
+      </w:r>
+      <w:r>
+        <w:rPr>
+          <w:b/>
+          <w:sz w:val="28"/>
+          <w:szCs w:val="28"/>
+          <w:lang w:val="pt-PT"/>
+        </w:rPr>
+        <w:t xml:space="preserve">NĂM </w:t>
+      </w:r>
+      <w:r>
+        <w:rPr>
+          <w:b/>
+          <w:sz w:val="28"/>
+          <w:szCs w:val="28"/>
+          <w:lang w:val="pt-PT"/>
+        </w:rPr>
+        <w:t>{{NAM}}</w:t>
       </w:r>
     </w:p>
     <w:p>
@@ -375,69 +372,6 @@
         </w:rPr>
         <w:t>1. Tên đề tài: {{TEN_DE_TAI}}</w:t>
       </w:r>
-      <w:r>
-        <w:rPr>
-          <w:b/>
-          <w:sz w:val="28"/>
-          <w:szCs w:val="28"/>
-          <w:lang w:val="pt-PT"/>
-        </w:rPr>
-      </w:r>
-      <w:r>
-        <w:rPr>
-          <w:b/>
-          <w:sz w:val="28"/>
-          <w:szCs w:val="28"/>
-          <w:lang w:val="pt-PT"/>
-        </w:rPr>
-      </w:r>
-      <w:r>
-        <w:rPr>
-          <w:b/>
-          <w:sz w:val="28"/>
-          <w:szCs w:val="28"/>
-          <w:lang w:val="pt-PT"/>
-        </w:rPr>
-      </w:r>
-      <w:r>
-        <w:rPr>
-          <w:b/>
-          <w:sz w:val="28"/>
-          <w:szCs w:val="28"/>
-          <w:lang w:val="pt-PT"/>
-        </w:rPr>
-      </w:r>
-      <w:r>
-        <w:rPr>
-          <w:b/>
-          <w:sz w:val="28"/>
-          <w:szCs w:val="28"/>
-          <w:lang w:val="pt-PT"/>
-        </w:rPr>
-      </w:r>
-      <w:r>
-        <w:rPr>
-          <w:b/>
-          <w:sz w:val="28"/>
-          <w:szCs w:val="28"/>
-          <w:lang w:val="pt-PT"/>
-        </w:rPr>
-      </w:r>
-      <w:r>
-        <w:rPr>
-          <w:sz w:val="28"/>
-          <w:szCs w:val="28"/>
-          <w:lang w:val="pt-PT"/>
-        </w:rPr>
-      </w:r>
-      <w:r>
-        <w:rPr>
-          <w:color w:val="FF0000"/>
-          <w:sz w:val="28"/>
-          <w:szCs w:val="28"/>
-          <w:lang w:val="pt-PT"/>
-        </w:rPr>
-      </w:r>
     </w:p>
     <w:p>
       <w:pPr>
@@ -461,28 +395,6 @@
         </w:rPr>
         <w:t>Chủ nhiệm đề tài: {{CHU_NHIEM_TEN}}</w:t>
       </w:r>
-      <w:r>
-        <w:rPr>
-          <w:sz w:val="28"/>
-          <w:szCs w:val="28"/>
-          <w:lang w:val="pt-PT"/>
-        </w:rPr>
-      </w:r>
-      <w:r>
-        <w:rPr>
-          <w:sz w:val="28"/>
-          <w:szCs w:val="28"/>
-          <w:lang w:val="pt-PT"/>
-        </w:rPr>
-      </w:r>
-      <w:r>
-        <w:rPr>
-          <w:color w:val="FF0000"/>
-          <w:sz w:val="28"/>
-          <w:szCs w:val="28"/>
-          <w:lang w:val="pt-PT"/>
-        </w:rPr>
-      </w:r>
     </w:p>
     <w:p>
       <w:pPr>
@@ -503,29 +415,6 @@
         </w:rPr>
         <w:t>Đồng chủ nhiệm đề tài: {{DONG_CHU_NHIEM_TEN}}</w:t>
       </w:r>
-      <w:r>
-        <w:rPr>
-          <w:b/>
-          <w:sz w:val="28"/>
-          <w:szCs w:val="28"/>
-          <w:lang w:val="vi-VN"/>
-        </w:rPr>
-      </w:r>
-      <w:r>
-        <w:rPr>
-          <w:sz w:val="28"/>
-          <w:szCs w:val="28"/>
-          <w:lang w:val="vi-VN"/>
-        </w:rPr>
-      </w:r>
-      <w:r>
-        <w:rPr>
-          <w:color w:val="FF0000"/>
-          <w:sz w:val="28"/>
-          <w:szCs w:val="28"/>
-          <w:lang w:val="en-GB"/>
-        </w:rPr>
-      </w:r>
     </w:p>
     <w:p>
       <w:pPr>
@@ -549,68 +438,6 @@
         </w:rPr>
         <w:t>Đơn vị chủ trì: {{DON_VI_CHU_TRI}}</w:t>
       </w:r>
-      <w:r>
-        <w:rPr>
-          <w:b/>
-          <w:sz w:val="28"/>
-          <w:szCs w:val="28"/>
-          <w:lang w:val="pt-PT"/>
-        </w:rPr>
-      </w:r>
-      <w:r>
-        <w:rPr>
-          <w:b/>
-          <w:sz w:val="28"/>
-          <w:szCs w:val="28"/>
-          <w:lang w:val="pt-PT"/>
-        </w:rPr>
-      </w:r>
-      <w:r>
-        <w:rPr>
-          <w:b/>
-          <w:sz w:val="28"/>
-          <w:szCs w:val="28"/>
-          <w:lang w:val="pt-PT"/>
-        </w:rPr>
-      </w:r>
-      <w:r>
-        <w:rPr>
-          <w:b/>
-          <w:sz w:val="28"/>
-          <w:szCs w:val="28"/>
-          <w:lang w:val="pt-PT"/>
-        </w:rPr>
-      </w:r>
-      <w:r>
-        <w:rPr>
-          <w:b/>
-          <w:sz w:val="28"/>
-          <w:szCs w:val="28"/>
-          <w:lang w:val="pt-PT"/>
-        </w:rPr>
-      </w:r>
-      <w:r>
-        <w:rPr>
-          <w:b/>
-          <w:sz w:val="28"/>
-          <w:szCs w:val="28"/>
-          <w:lang w:val="pt-PT"/>
-        </w:rPr>
-      </w:r>
-      <w:r>
-        <w:rPr>
-          <w:sz w:val="28"/>
-          <w:szCs w:val="28"/>
-          <w:lang w:val="pt-PT"/>
-        </w:rPr>
-      </w:r>
-      <w:r>
-        <w:rPr>
-          <w:sz w:val="28"/>
-          <w:szCs w:val="28"/>
-          <w:lang w:val="pt-PT"/>
-        </w:rPr>
-      </w:r>
     </w:p>
     <w:p>
       <w:pPr>
@@ -629,413 +456,461 @@
           <w:szCs w:val="28"/>
           <w:lang w:val="pt-PT"/>
         </w:rPr>
-        <w:t>2. Hội đồng KHCN nghiệm thu kết quả đề tài cấp cơ sở được thành lập theo quyết định số ....../QĐ-YHUD/{{NAM}}, ngày ...... tháng ...... năm 20... của Viện trưởng Viện Y học ứng dụng Việt Nam.</w:t>
-      </w:r>
-      <w:r>
-        <w:rPr>
-          <w:b/>
-          <w:sz w:val="28"/>
-          <w:szCs w:val="28"/>
-          <w:lang w:val="pt-PT"/>
-        </w:rPr>
-      </w:r>
-      <w:r>
-        <w:rPr>
-          <w:b/>
-          <w:sz w:val="28"/>
-          <w:szCs w:val="28"/>
-          <w:lang w:val="pt-PT"/>
-        </w:rPr>
-      </w:r>
-      <w:r>
-        <w:rPr>
-          <w:b/>
-          <w:sz w:val="28"/>
-          <w:szCs w:val="28"/>
-          <w:lang w:val="pt-PT"/>
-        </w:rPr>
-      </w:r>
-      <w:r>
-        <w:rPr>
-          <w:b/>
-          <w:sz w:val="28"/>
-          <w:szCs w:val="28"/>
-          <w:lang w:val="pt-PT"/>
-        </w:rPr>
-      </w:r>
-      <w:r>
-        <w:rPr>
-          <w:b/>
-          <w:sz w:val="28"/>
-          <w:szCs w:val="28"/>
-          <w:lang w:val="pt-PT"/>
-        </w:rPr>
-      </w:r>
-      <w:r>
-        <w:rPr>
-          <w:b/>
-          <w:sz w:val="28"/>
-          <w:szCs w:val="28"/>
-          <w:lang w:val="pt-PT"/>
-        </w:rPr>
-      </w:r>
-      <w:r>
-        <w:rPr>
-          <w:sz w:val="28"/>
-          <w:szCs w:val="28"/>
-          <w:lang w:val="pt-PT"/>
-        </w:rPr>
-      </w:r>
-      <w:r>
-        <w:rPr>
-          <w:sz w:val="28"/>
-          <w:szCs w:val="28"/>
-          <w:lang w:val="pt-PT"/>
-        </w:rPr>
-      </w:r>
-      <w:r>
-        <w:rPr>
-          <w:sz w:val="28"/>
-          <w:szCs w:val="28"/>
-          <w:lang w:val="pt-PT"/>
-        </w:rPr>
-      </w:r>
-      <w:r>
-        <w:rPr>
-          <w:sz w:val="28"/>
-          <w:szCs w:val="28"/>
-          <w:lang w:val="pt-PT"/>
-        </w:rPr>
-      </w:r>
-      <w:r>
-        <w:rPr>
-          <w:sz w:val="28"/>
-          <w:szCs w:val="28"/>
-          <w:lang w:val="pt-PT"/>
-        </w:rPr>
-      </w:r>
-      <w:r>
-        <w:rPr>
-          <w:sz w:val="28"/>
-          <w:szCs w:val="28"/>
-          <w:lang w:val="pt-PT"/>
-        </w:rPr>
-      </w:r>
-      <w:r>
-        <w:rPr>
-          <w:sz w:val="28"/>
-          <w:szCs w:val="28"/>
-          <w:lang w:val="pt-PT"/>
-        </w:rPr>
-      </w:r>
-      <w:r>
-        <w:rPr>
-          <w:sz w:val="28"/>
-          <w:szCs w:val="28"/>
-          <w:lang w:val="pt-PT"/>
-        </w:rPr>
-      </w:r>
-      <w:r>
-        <w:rPr>
-          <w:sz w:val="28"/>
-          <w:szCs w:val="28"/>
-          <w:lang w:val="pt-PT"/>
-        </w:rPr>
-      </w:r>
-      <w:r>
-        <w:rPr>
-          <w:sz w:val="28"/>
-          <w:szCs w:val="28"/>
-          <w:lang w:val="pt-PT"/>
-        </w:rPr>
-      </w:r>
-      <w:r>
-        <w:rPr>
-          <w:sz w:val="28"/>
-          <w:szCs w:val="28"/>
-          <w:lang w:val="pt-PT"/>
-        </w:rPr>
-      </w:r>
-      <w:r>
-        <w:rPr>
-          <w:sz w:val="28"/>
-          <w:szCs w:val="28"/>
-          <w:lang w:val="pt-PT"/>
-        </w:rPr>
-      </w:r>
-      <w:r>
-        <w:rPr>
-          <w:sz w:val="28"/>
-          <w:szCs w:val="28"/>
-          <w:lang w:val="pt-PT"/>
-        </w:rPr>
-      </w:r>
-      <w:r>
-        <w:rPr>
-          <w:sz w:val="28"/>
-          <w:szCs w:val="28"/>
-          <w:lang w:val="pt-PT"/>
-        </w:rPr>
-      </w:r>
-      <w:r>
-        <w:rPr>
-          <w:sz w:val="28"/>
-          <w:szCs w:val="28"/>
-          <w:lang w:val="pt-PT"/>
-        </w:rPr>
-      </w:r>
-      <w:r>
-        <w:rPr>
-          <w:sz w:val="28"/>
-          <w:szCs w:val="28"/>
-          <w:lang w:val="pt-PT"/>
-        </w:rPr>
-      </w:r>
-      <w:r>
-        <w:rPr>
-          <w:sz w:val="28"/>
-          <w:szCs w:val="28"/>
-          <w:lang w:val="pt-PT"/>
-        </w:rPr>
-      </w:r>
-      <w:r>
-        <w:rPr>
-          <w:sz w:val="28"/>
-          <w:szCs w:val="28"/>
-          <w:lang w:val="pt-PT"/>
-        </w:rPr>
-      </w:r>
-      <w:r>
-        <w:rPr>
-          <w:sz w:val="28"/>
-          <w:szCs w:val="28"/>
-          <w:lang w:val="pt-PT"/>
-        </w:rPr>
-      </w:r>
-      <w:r>
-        <w:rPr>
-          <w:sz w:val="28"/>
-          <w:szCs w:val="28"/>
-          <w:lang w:val="pt-PT"/>
-        </w:rPr>
-      </w:r>
-      <w:r>
-        <w:rPr>
-          <w:sz w:val="28"/>
-          <w:szCs w:val="28"/>
-          <w:lang w:val="pt-PT"/>
-        </w:rPr>
-      </w:r>
-      <w:r>
-        <w:rPr>
-          <w:sz w:val="28"/>
-          <w:szCs w:val="28"/>
-          <w:lang w:val="pt-PT"/>
-        </w:rPr>
-      </w:r>
-      <w:r>
-        <w:rPr>
-          <w:sz w:val="28"/>
-          <w:szCs w:val="28"/>
-          <w:lang w:val="pt-PT"/>
-        </w:rPr>
-      </w:r>
-      <w:r>
-        <w:rPr>
-          <w:sz w:val="28"/>
-          <w:szCs w:val="28"/>
-          <w:lang w:val="pt-PT"/>
-        </w:rPr>
-      </w:r>
-      <w:r>
-        <w:rPr>
-          <w:sz w:val="28"/>
-          <w:szCs w:val="28"/>
-          <w:lang w:val="pt-PT"/>
-        </w:rPr>
-      </w:r>
-      <w:r>
-        <w:rPr>
-          <w:sz w:val="28"/>
-          <w:szCs w:val="28"/>
-          <w:lang w:val="pt-PT"/>
-        </w:rPr>
-      </w:r>
-      <w:r>
-        <w:rPr>
-          <w:sz w:val="28"/>
-          <w:szCs w:val="28"/>
-          <w:lang w:val="pt-PT"/>
-        </w:rPr>
-      </w:r>
-      <w:r>
-        <w:rPr>
-          <w:sz w:val="28"/>
-          <w:szCs w:val="28"/>
-          <w:lang w:val="pt-PT"/>
-        </w:rPr>
-      </w:r>
-      <w:r>
-        <w:rPr>
-          <w:sz w:val="28"/>
-          <w:szCs w:val="28"/>
-          <w:lang w:val="pt-PT"/>
-        </w:rPr>
-      </w:r>
-      <w:r>
-        <w:rPr>
-          <w:sz w:val="28"/>
-          <w:szCs w:val="28"/>
-          <w:lang w:val="pt-PT"/>
-        </w:rPr>
-      </w:r>
-      <w:r>
-        <w:rPr>
-          <w:sz w:val="28"/>
-          <w:szCs w:val="28"/>
-          <w:lang w:val="pt-PT"/>
-        </w:rPr>
-      </w:r>
-      <w:r>
-        <w:rPr>
-          <w:sz w:val="28"/>
-          <w:szCs w:val="28"/>
-          <w:lang w:val="pt-PT"/>
-        </w:rPr>
-      </w:r>
-      <w:r>
-        <w:rPr>
-          <w:sz w:val="28"/>
-          <w:szCs w:val="28"/>
-          <w:lang w:val="pt-PT"/>
-        </w:rPr>
-      </w:r>
-      <w:r>
-        <w:rPr>
-          <w:sz w:val="28"/>
-          <w:szCs w:val="28"/>
-          <w:lang w:val="pt-PT"/>
-        </w:rPr>
-      </w:r>
-      <w:r>
-        <w:rPr>
-          <w:sz w:val="28"/>
-          <w:szCs w:val="28"/>
-          <w:lang w:val="pt-PT"/>
-        </w:rPr>
-      </w:r>
-      <w:r>
-        <w:rPr>
-          <w:sz w:val="28"/>
-          <w:szCs w:val="28"/>
-          <w:lang w:val="pt-PT"/>
-        </w:rPr>
-      </w:r>
-      <w:r>
-        <w:rPr>
-          <w:sz w:val="28"/>
-          <w:szCs w:val="28"/>
-          <w:lang w:val="pt-PT"/>
-        </w:rPr>
-      </w:r>
-      <w:r>
-        <w:rPr>
-          <w:color w:val="FF0000"/>
-          <w:sz w:val="28"/>
-          <w:szCs w:val="28"/>
-          <w:lang w:val="pt-PT"/>
-        </w:rPr>
-      </w:r>
-      <w:r>
-        <w:rPr>
-          <w:sz w:val="28"/>
-          <w:szCs w:val="28"/>
-          <w:lang w:val="pt-PT"/>
-        </w:rPr>
-      </w:r>
-      <w:r>
-        <w:rPr>
-          <w:sz w:val="28"/>
-          <w:szCs w:val="28"/>
-          <w:lang w:val="pt-PT"/>
-        </w:rPr>
-      </w:r>
-      <w:r>
-        <w:rPr>
-          <w:sz w:val="28"/>
-          <w:szCs w:val="28"/>
-          <w:lang w:val="pt-PT"/>
-        </w:rPr>
-      </w:r>
-      <w:r>
-        <w:rPr>
-          <w:sz w:val="28"/>
-          <w:szCs w:val="28"/>
-          <w:lang w:val="pt-PT"/>
-        </w:rPr>
-      </w:r>
-      <w:r>
-        <w:rPr>
-          <w:sz w:val="28"/>
-          <w:szCs w:val="28"/>
-          <w:lang w:val="pt-PT"/>
-        </w:rPr>
-      </w:r>
-      <w:r>
-        <w:rPr>
-          <w:sz w:val="28"/>
-          <w:szCs w:val="28"/>
-          <w:lang w:val="pt-PT"/>
-        </w:rPr>
-      </w:r>
-      <w:r>
-        <w:rPr>
-          <w:sz w:val="28"/>
-          <w:szCs w:val="28"/>
-          <w:lang w:val="pt-PT"/>
-        </w:rPr>
-      </w:r>
-      <w:r>
-        <w:rPr>
-          <w:sz w:val="28"/>
-          <w:szCs w:val="28"/>
-          <w:lang w:val="pt-PT"/>
-        </w:rPr>
-      </w:r>
-      <w:r>
-        <w:rPr>
-          <w:sz w:val="28"/>
-          <w:szCs w:val="28"/>
-          <w:lang w:val="pt-PT"/>
-        </w:rPr>
-      </w:r>
-      <w:r>
-        <w:rPr>
-          <w:sz w:val="28"/>
-          <w:szCs w:val="28"/>
-          <w:lang w:val="pt-PT"/>
-        </w:rPr>
-      </w:r>
-      <w:r>
-        <w:rPr>
-          <w:sz w:val="28"/>
-          <w:szCs w:val="28"/>
-          <w:lang w:val="pt-PT"/>
-        </w:rPr>
-      </w:r>
-      <w:r>
-        <w:rPr>
-          <w:sz w:val="28"/>
-          <w:szCs w:val="28"/>
-          <w:lang w:val="pt-PT"/>
-        </w:rPr>
-      </w:r>
-      <w:r>
-        <w:rPr>
-          <w:sz w:val="28"/>
-          <w:szCs w:val="28"/>
-          <w:lang w:val="pt-PT"/>
-        </w:rPr>
+        <w:t xml:space="preserve">2. </w:t>
+      </w:r>
+      <w:r>
+        <w:rPr>
+          <w:b/>
+          <w:sz w:val="28"/>
+          <w:szCs w:val="28"/>
+          <w:lang w:val="pt-PT"/>
+        </w:rPr>
+        <w:t>Hội</w:t>
+      </w:r>
+      <w:r>
+        <w:rPr>
+          <w:b/>
+          <w:sz w:val="28"/>
+          <w:szCs w:val="28"/>
+          <w:lang w:val="pt-PT"/>
+        </w:rPr>
+        <w:t xml:space="preserve"> </w:t>
+      </w:r>
+      <w:r>
+        <w:rPr>
+          <w:b/>
+          <w:sz w:val="28"/>
+          <w:szCs w:val="28"/>
+          <w:lang w:val="pt-PT"/>
+        </w:rPr>
+        <w:t>đồng</w:t>
+      </w:r>
+      <w:r>
+        <w:rPr>
+          <w:b/>
+          <w:sz w:val="28"/>
+          <w:szCs w:val="28"/>
+          <w:lang w:val="pt-PT"/>
+        </w:rPr>
+        <w:t xml:space="preserve"> </w:t>
+      </w:r>
+      <w:r>
+        <w:rPr>
+          <w:b/>
+          <w:sz w:val="28"/>
+          <w:szCs w:val="28"/>
+          <w:lang w:val="pt-PT"/>
+        </w:rPr>
+        <w:t>KHCN</w:t>
+      </w:r>
+      <w:r>
+        <w:rPr>
+          <w:b/>
+          <w:sz w:val="28"/>
+          <w:szCs w:val="28"/>
+          <w:lang w:val="pt-PT"/>
+        </w:rPr>
+        <w:t xml:space="preserve"> </w:t>
+      </w:r>
+      <w:r>
+        <w:rPr>
+          <w:sz w:val="28"/>
+          <w:szCs w:val="28"/>
+          <w:lang w:val="pt-PT"/>
+        </w:rPr>
+        <w:t>nghiệm</w:t>
+      </w:r>
+      <w:r>
+        <w:rPr>
+          <w:sz w:val="28"/>
+          <w:szCs w:val="28"/>
+          <w:lang w:val="pt-PT"/>
+        </w:rPr>
+        <w:t xml:space="preserve"> </w:t>
+      </w:r>
+      <w:r>
+        <w:rPr>
+          <w:sz w:val="28"/>
+          <w:szCs w:val="28"/>
+          <w:lang w:val="pt-PT"/>
+        </w:rPr>
+        <w:t>thu</w:t>
+      </w:r>
+      <w:r>
+        <w:rPr>
+          <w:sz w:val="28"/>
+          <w:szCs w:val="28"/>
+          <w:lang w:val="pt-PT"/>
+        </w:rPr>
+        <w:t xml:space="preserve"> </w:t>
+      </w:r>
+      <w:r>
+        <w:rPr>
+          <w:sz w:val="28"/>
+          <w:szCs w:val="28"/>
+          <w:lang w:val="pt-PT"/>
+        </w:rPr>
+        <w:t>kết</w:t>
+      </w:r>
+      <w:r>
+        <w:rPr>
+          <w:sz w:val="28"/>
+          <w:szCs w:val="28"/>
+          <w:lang w:val="pt-PT"/>
+        </w:rPr>
+        <w:t xml:space="preserve"> </w:t>
+      </w:r>
+      <w:r>
+        <w:rPr>
+          <w:sz w:val="28"/>
+          <w:szCs w:val="28"/>
+          <w:lang w:val="pt-PT"/>
+        </w:rPr>
+        <w:t>quả</w:t>
+      </w:r>
+      <w:r>
+        <w:rPr>
+          <w:sz w:val="28"/>
+          <w:szCs w:val="28"/>
+          <w:lang w:val="pt-PT"/>
+        </w:rPr>
+        <w:t xml:space="preserve"> </w:t>
+      </w:r>
+      <w:r>
+        <w:rPr>
+          <w:sz w:val="28"/>
+          <w:szCs w:val="28"/>
+          <w:lang w:val="pt-PT"/>
+        </w:rPr>
+        <w:t>đề</w:t>
+      </w:r>
+      <w:r>
+        <w:rPr>
+          <w:sz w:val="28"/>
+          <w:szCs w:val="28"/>
+          <w:lang w:val="pt-PT"/>
+        </w:rPr>
+        <w:t xml:space="preserve"> </w:t>
+      </w:r>
+      <w:r>
+        <w:rPr>
+          <w:sz w:val="28"/>
+          <w:szCs w:val="28"/>
+          <w:lang w:val="pt-PT"/>
+        </w:rPr>
+        <w:t>tài</w:t>
+      </w:r>
+      <w:r>
+        <w:rPr>
+          <w:sz w:val="28"/>
+          <w:szCs w:val="28"/>
+          <w:lang w:val="pt-PT"/>
+        </w:rPr>
+        <w:t xml:space="preserve"> </w:t>
+      </w:r>
+      <w:r>
+        <w:rPr>
+          <w:sz w:val="28"/>
+          <w:szCs w:val="28"/>
+          <w:lang w:val="pt-PT"/>
+        </w:rPr>
+        <w:t>cấp</w:t>
+      </w:r>
+      <w:r>
+        <w:rPr>
+          <w:sz w:val="28"/>
+          <w:szCs w:val="28"/>
+          <w:lang w:val="pt-PT"/>
+        </w:rPr>
+        <w:t xml:space="preserve"> </w:t>
+      </w:r>
+      <w:r>
+        <w:rPr>
+          <w:sz w:val="28"/>
+          <w:szCs w:val="28"/>
+          <w:lang w:val="pt-PT"/>
+        </w:rPr>
+        <w:t>cơ</w:t>
+      </w:r>
+      <w:r>
+        <w:rPr>
+          <w:sz w:val="28"/>
+          <w:szCs w:val="28"/>
+          <w:lang w:val="pt-PT"/>
+        </w:rPr>
+        <w:t xml:space="preserve"> </w:t>
+      </w:r>
+      <w:r>
+        <w:rPr>
+          <w:sz w:val="28"/>
+          <w:szCs w:val="28"/>
+          <w:lang w:val="pt-PT"/>
+        </w:rPr>
+        <w:t>sở</w:t>
+      </w:r>
+      <w:r>
+        <w:rPr>
+          <w:sz w:val="28"/>
+          <w:szCs w:val="28"/>
+          <w:lang w:val="pt-PT"/>
+        </w:rPr>
+        <w:t xml:space="preserve"> </w:t>
+      </w:r>
+      <w:r>
+        <w:rPr>
+          <w:sz w:val="28"/>
+          <w:szCs w:val="28"/>
+          <w:lang w:val="pt-PT"/>
+        </w:rPr>
+        <w:t>đư</w:t>
+      </w:r>
+      <w:r>
+        <w:rPr>
+          <w:sz w:val="28"/>
+          <w:szCs w:val="28"/>
+          <w:lang w:val="pt-PT"/>
+        </w:rPr>
+        <w:softHyphen/>
+      </w:r>
+      <w:r>
+        <w:rPr>
+          <w:sz w:val="28"/>
+          <w:szCs w:val="28"/>
+          <w:lang w:val="pt-PT"/>
+        </w:rPr>
+        <w:t>ợc</w:t>
+      </w:r>
+      <w:r>
+        <w:rPr>
+          <w:sz w:val="28"/>
+          <w:szCs w:val="28"/>
+          <w:lang w:val="pt-PT"/>
+        </w:rPr>
+        <w:t xml:space="preserve"> </w:t>
+      </w:r>
+      <w:r>
+        <w:rPr>
+          <w:sz w:val="28"/>
+          <w:szCs w:val="28"/>
+          <w:lang w:val="pt-PT"/>
+        </w:rPr>
+        <w:t>thành</w:t>
+      </w:r>
+      <w:r>
+        <w:rPr>
+          <w:sz w:val="28"/>
+          <w:szCs w:val="28"/>
+          <w:lang w:val="pt-PT"/>
+        </w:rPr>
+        <w:t xml:space="preserve"> </w:t>
+      </w:r>
+      <w:r>
+        <w:rPr>
+          <w:sz w:val="28"/>
+          <w:szCs w:val="28"/>
+          <w:lang w:val="pt-PT"/>
+        </w:rPr>
+        <w:t>lập</w:t>
+      </w:r>
+      <w:r>
+        <w:rPr>
+          <w:sz w:val="28"/>
+          <w:szCs w:val="28"/>
+          <w:lang w:val="pt-PT"/>
+        </w:rPr>
+        <w:t xml:space="preserve"> </w:t>
+      </w:r>
+      <w:r>
+        <w:rPr>
+          <w:sz w:val="28"/>
+          <w:szCs w:val="28"/>
+          <w:lang w:val="pt-PT"/>
+        </w:rPr>
+        <w:t>theo</w:t>
+      </w:r>
+      <w:r>
+        <w:rPr>
+          <w:sz w:val="28"/>
+          <w:szCs w:val="28"/>
+          <w:lang w:val="pt-PT"/>
+        </w:rPr>
+        <w:t xml:space="preserve"> </w:t>
+      </w:r>
+      <w:r>
+        <w:rPr>
+          <w:sz w:val="28"/>
+          <w:szCs w:val="28"/>
+          <w:lang w:val="pt-PT"/>
+        </w:rPr>
+        <w:t>quyết</w:t>
+      </w:r>
+      <w:r>
+        <w:rPr>
+          <w:sz w:val="28"/>
+          <w:szCs w:val="28"/>
+          <w:lang w:val="pt-PT"/>
+        </w:rPr>
+        <w:t xml:space="preserve"> </w:t>
+      </w:r>
+      <w:r>
+        <w:rPr>
+          <w:sz w:val="28"/>
+          <w:szCs w:val="28"/>
+          <w:lang w:val="pt-PT"/>
+        </w:rPr>
+        <w:t>định</w:t>
+      </w:r>
+      <w:r>
+        <w:rPr>
+          <w:sz w:val="28"/>
+          <w:szCs w:val="28"/>
+          <w:lang w:val="pt-PT"/>
+        </w:rPr>
+        <w:t xml:space="preserve"> </w:t>
+      </w:r>
+      <w:r>
+        <w:rPr>
+          <w:sz w:val="28"/>
+          <w:szCs w:val="28"/>
+          <w:lang w:val="pt-PT"/>
+        </w:rPr>
+        <w:t>số</w:t>
+      </w:r>
+      <w:r>
+        <w:rPr>
+          <w:sz w:val="28"/>
+          <w:szCs w:val="28"/>
+          <w:lang w:val="pt-PT"/>
+        </w:rPr>
+        <w:t xml:space="preserve"> </w:t>
+      </w:r>
+      <w:r>
+        <w:rPr>
+          <w:sz w:val="28"/>
+          <w:szCs w:val="28"/>
+          <w:lang w:val="pt-PT"/>
+        </w:rPr>
+        <w:t>......</w:t>
+      </w:r>
+      <w:r>
+        <w:rPr>
+          <w:sz w:val="28"/>
+          <w:szCs w:val="28"/>
+          <w:lang w:val="pt-PT"/>
+        </w:rPr>
+        <w:t>/QĐ-YHUD/</w:t>
+      </w:r>
+      <w:r>
+        <w:rPr>
+          <w:sz w:val="28"/>
+          <w:szCs w:val="28"/>
+          <w:lang w:val="pt-PT"/>
+        </w:rPr>
+        <w:t>{{NAM}}</w:t>
+      </w:r>
+      <w:r>
+        <w:rPr>
+          <w:sz w:val="28"/>
+          <w:szCs w:val="28"/>
+          <w:lang w:val="pt-PT"/>
+        </w:rPr>
+        <w:t xml:space="preserve">, </w:t>
+      </w:r>
+      <w:r>
+        <w:rPr>
+          <w:sz w:val="28"/>
+          <w:szCs w:val="28"/>
+          <w:lang w:val="pt-PT"/>
+        </w:rPr>
+        <w:t>ngày</w:t>
+      </w:r>
+      <w:r>
+        <w:rPr>
+          <w:sz w:val="28"/>
+          <w:szCs w:val="28"/>
+          <w:lang w:val="pt-PT"/>
+        </w:rPr>
+        <w:t xml:space="preserve"> ...... </w:t>
+      </w:r>
+      <w:r>
+        <w:rPr>
+          <w:sz w:val="28"/>
+          <w:szCs w:val="28"/>
+          <w:lang w:val="pt-PT"/>
+        </w:rPr>
+        <w:t>tháng</w:t>
+      </w:r>
+      <w:r>
+        <w:rPr>
+          <w:sz w:val="28"/>
+          <w:szCs w:val="28"/>
+          <w:lang w:val="pt-PT"/>
+        </w:rPr>
+        <w:t xml:space="preserve"> ...... </w:t>
+      </w:r>
+      <w:r>
+        <w:rPr>
+          <w:sz w:val="28"/>
+          <w:szCs w:val="28"/>
+          <w:lang w:val="pt-PT"/>
+        </w:rPr>
+        <w:t>năm</w:t>
+      </w:r>
+      <w:r>
+        <w:rPr>
+          <w:sz w:val="28"/>
+          <w:szCs w:val="28"/>
+          <w:lang w:val="pt-PT"/>
+        </w:rPr>
+        <w:t xml:space="preserve"> </w:t>
+      </w:r>
+      <w:r>
+        <w:rPr>
+          <w:sz w:val="28"/>
+          <w:szCs w:val="28"/>
+          <w:lang w:val="pt-PT"/>
+        </w:rPr>
+        <w:t>20</w:t>
+      </w:r>
+      <w:r>
+        <w:rPr>
+          <w:sz w:val="28"/>
+          <w:szCs w:val="28"/>
+          <w:lang w:val="pt-PT"/>
+        </w:rPr>
+        <w:t xml:space="preserve">... </w:t>
+      </w:r>
+      <w:r>
+        <w:rPr>
+          <w:sz w:val="28"/>
+          <w:szCs w:val="28"/>
+          <w:lang w:val="pt-PT"/>
+        </w:rPr>
+        <w:t>của</w:t>
+      </w:r>
+      <w:r>
+        <w:rPr>
+          <w:sz w:val="28"/>
+          <w:szCs w:val="28"/>
+          <w:lang w:val="pt-PT"/>
+        </w:rPr>
+        <w:t xml:space="preserve"> </w:t>
+      </w:r>
+      <w:r>
+        <w:rPr>
+          <w:sz w:val="28"/>
+          <w:szCs w:val="28"/>
+          <w:lang w:val="pt-PT"/>
+        </w:rPr>
+        <w:t>Viện trưởng Viện Y học ứng dụng Việt Nam</w:t>
+      </w:r>
+      <w:r>
+        <w:rPr>
+          <w:sz w:val="28"/>
+          <w:szCs w:val="28"/>
+          <w:lang w:val="pt-PT"/>
+        </w:rPr>
+        <w:t>.</w:t>
       </w:r>
     </w:p>
     <w:p>
@@ -2627,7 +2502,7 @@
 </file>
 
 <file path=word/endnotes.xml><?xml version="1.0" encoding="utf-8"?>
-<w:endnotes xmlns:wpc="http://schemas.microsoft.com/office/word/2010/wordprocessingCanvas" xmlns:cx="http://schemas.microsoft.com/office/drawing/2014/chartex" xmlns:cx1="http://schemas.microsoft.com/office/drawing/2015/9/8/chartex" xmlns:cx2="http://schemas.microsoft.com/office/drawing/2015/10/21/chartex" xmlns:cx3="http://schemas.microsoft.com/office/drawing/2016/5/9/chartex" xmlns:cx4="http://schemas.microsoft.com/office/drawing/2016/5/10/chartex" xmlns:cx5="http://schemas.microsoft.com/office/drawing/2016/5/11/chartex" xmlns:cx6="http://schemas.microsoft.com/office/drawing/2016/5/12/chartex" xmlns:cx7="http://schemas.microsoft.com/office/drawing/2016/5/13/chartex" xmlns:cx8="http://schemas.microsoft.com/office/drawing/2016/5/14/chartex" xmlns:mc="http://schemas.openxmlformats.org/markup-compatibility/2006" xmlns:aink="http://schemas.microsoft.com/office/drawing/2016/ink" xmlns:am3d="http://schemas.microsoft.com/office/drawing/2017/model3d" xmlns:o="urn:schemas-microsoft-com:office:office" xmlns:oel="http://schemas.microsoft.com/office/2019/extlst" xmlns:r="http://schemas.openxmlformats.org/officeDocument/2006/relationships" xmlns:m="http://schemas.openxmlformats.org/officeDocument/2006/math" xmlns:v="urn:schemas-microsoft-com:vml" xmlns:wp14="http://schemas.microsoft.com/office/word/2010/wordprocessingDrawing" xmlns:wp="http://schemas.openxmlformats.org/drawingml/2006/wordprocessingDrawing" xmlns:w10="urn:schemas-microsoft-com:office:word" xmlns:w="http://schemas.openxmlformats.org/wordprocessingml/2006/main" xmlns:w14="http://schemas.microsoft.com/office/word/2010/wordml" xmlns:w15="http://schemas.microsoft.com/office/word/2012/wordml" xmlns:w16cei="http://schemas.microsoft.com/office/word/2026/wordml/cei" xmlns:w16cex="http://schemas.microsoft.com/office/word/2018/wordml/cex" xmlns:w16cid="http://schemas.microsoft.com/office/word/2016/wordml/cid" xmlns:w16="http://schemas.microsoft.com/office/word/2018/wordml" xmlns:w16du="http://schemas.microsoft.com/office/word/2023/wordml/word16du" xmlns:w16sdtdh="http://schemas.microsoft.com/office/word/2020/wordml/sdtdatahash" xmlns:w16sdtfl="http://schemas.microsoft.com/office/word/2024/wordml/sdtformatlock" xmlns:w16se="http://schemas.microsoft.com/office/word/2015/wordml/symex" xmlns:wpg="http://schemas.microsoft.com/office/word/2010/wordprocessingGroup" xmlns:wpi="http://schemas.microsoft.com/office/word/2010/wordprocessingInk" xmlns:wne="http://schemas.microsoft.com/office/word/2006/wordml" xmlns:wps="http://schemas.microsoft.com/office/word/2010/wordprocessingShape" mc:Ignorable="w14 w15 w16se w16cid w16 w16cex w16sdtdh w16sdtfl w16du wp14">
+<w:endnotes xmlns:wpc="http://schemas.microsoft.com/office/word/2010/wordprocessingCanvas" xmlns:cx="http://schemas.microsoft.com/office/drawing/2014/chartex" xmlns:cx1="http://schemas.microsoft.com/office/drawing/2015/9/8/chartex" xmlns:cx2="http://schemas.microsoft.com/office/drawing/2015/10/21/chartex" xmlns:cx3="http://schemas.microsoft.com/office/drawing/2016/5/9/chartex" xmlns:cx4="http://schemas.microsoft.com/office/drawing/2016/5/10/chartex" xmlns:cx5="http://schemas.microsoft.com/office/drawing/2016/5/11/chartex" xmlns:cx6="http://schemas.microsoft.com/office/drawing/2016/5/12/chartex" xmlns:cx7="http://schemas.microsoft.com/office/drawing/2016/5/13/chartex" xmlns:cx8="http://schemas.microsoft.com/office/drawing/2016/5/14/chartex" xmlns:mc="http://schemas.openxmlformats.org/markup-compatibility/2006" xmlns:aink="http://schemas.microsoft.com/office/drawing/2016/ink" xmlns:am3d="http://schemas.microsoft.com/office/drawing/2017/model3d" xmlns:o="urn:schemas-microsoft-com:office:office" xmlns:oel="http://schemas.microsoft.com/office/2019/extlst" xmlns:r="http://schemas.openxmlformats.org/officeDocument/2006/relationships" xmlns:m="http://schemas.openxmlformats.org/officeDocument/2006/math" xmlns:v="urn:schemas-microsoft-com:vml" xmlns:wp14="http://schemas.microsoft.com/office/word/2010/wordprocessingDrawing" xmlns:wp="http://schemas.openxmlformats.org/drawingml/2006/wordprocessingDrawing" xmlns:w10="urn:schemas-microsoft-com:office:word" xmlns:w="http://schemas.openxmlformats.org/wordprocessingml/2006/main" xmlns:w14="http://schemas.microsoft.com/office/word/2010/wordml" xmlns:w15="http://schemas.microsoft.com/office/word/2012/wordml" xmlns:w16cex="http://schemas.microsoft.com/office/word/2018/wordml/cex" xmlns:w16cid="http://schemas.microsoft.com/office/word/2016/wordml/cid" xmlns:w16="http://schemas.microsoft.com/office/word/2018/wordml" xmlns:w16du="http://schemas.microsoft.com/office/word/2023/wordml/word16du" xmlns:w16sdtdh="http://schemas.microsoft.com/office/word/2020/wordml/sdtdatahash" xmlns:w16sdtfl="http://schemas.microsoft.com/office/word/2024/wordml/sdtformatlock" xmlns:w16se="http://schemas.microsoft.com/office/word/2015/wordml/symex" xmlns:wpg="http://schemas.microsoft.com/office/word/2010/wordprocessingGroup" xmlns:wpi="http://schemas.microsoft.com/office/word/2010/wordprocessingInk" xmlns:wne="http://schemas.microsoft.com/office/word/2006/wordml" xmlns:wps="http://schemas.microsoft.com/office/word/2010/wordprocessingShape" mc:Ignorable="w14 w15 w16se w16cid w16 w16cex w16sdtdh w16sdtfl w16du wp14">
   <w:endnote w:type="separator" w:id="-1">
     <w:p>
       <w:r>
@@ -2646,7 +2521,7 @@
 </file>
 
 <file path=word/footnotes.xml><?xml version="1.0" encoding="utf-8"?>
-<w:footnotes xmlns:wpc="http://schemas.microsoft.com/office/word/2010/wordprocessingCanvas" xmlns:cx="http://schemas.microsoft.com/office/drawing/2014/chartex" xmlns:cx1="http://schemas.microsoft.com/office/drawing/2015/9/8/chartex" xmlns:cx2="http://schemas.microsoft.com/office/drawing/2015/10/21/chartex" xmlns:cx3="http://schemas.microsoft.com/office/drawing/2016/5/9/chartex" xmlns:cx4="http://schemas.microsoft.com/office/drawing/2016/5/10/chartex" xmlns:cx5="http://schemas.microsoft.com/office/drawing/2016/5/11/chartex" xmlns:cx6="http://schemas.microsoft.com/office/drawing/2016/5/12/chartex" xmlns:cx7="http://schemas.microsoft.com/office/drawing/2016/5/13/chartex" xmlns:cx8="http://schemas.microsoft.com/office/drawing/2016/5/14/chartex" xmlns:mc="http://schemas.openxmlformats.org/markup-compatibility/2006" xmlns:aink="http://schemas.microsoft.com/office/drawing/2016/ink" xmlns:am3d="http://schemas.microsoft.com/office/drawing/2017/model3d" xmlns:o="urn:schemas-microsoft-com:office:office" xmlns:oel="http://schemas.microsoft.com/office/2019/extlst" xmlns:r="http://schemas.openxmlformats.org/officeDocument/2006/relationships" xmlns:m="http://schemas.openxmlformats.org/officeDocument/2006/math" xmlns:v="urn:schemas-microsoft-com:vml" xmlns:wp14="http://schemas.microsoft.com/office/word/2010/wordprocessingDrawing" xmlns:wp="http://schemas.openxmlformats.org/drawingml/2006/wordprocessingDrawing" xmlns:w10="urn:schemas-microsoft-com:office:word" xmlns:w="http://schemas.openxmlformats.org/wordprocessingml/2006/main" xmlns:w14="http://schemas.microsoft.com/office/word/2010/wordml" xmlns:w15="http://schemas.microsoft.com/office/word/2012/wordml" xmlns:w16cei="http://schemas.microsoft.com/office/word/2026/wordml/cei" xmlns:w16cex="http://schemas.microsoft.com/office/word/2018/wordml/cex" xmlns:w16cid="http://schemas.microsoft.com/office/word/2016/wordml/cid" xmlns:w16="http://schemas.microsoft.com/office/word/2018/wordml" xmlns:w16du="http://schemas.microsoft.com/office/word/2023/wordml/word16du" xmlns:w16sdtdh="http://schemas.microsoft.com/office/word/2020/wordml/sdtdatahash" xmlns:w16sdtfl="http://schemas.microsoft.com/office/word/2024/wordml/sdtformatlock" xmlns:w16se="http://schemas.microsoft.com/office/word/2015/wordml/symex" xmlns:wpg="http://schemas.microsoft.com/office/word/2010/wordprocessingGroup" xmlns:wpi="http://schemas.microsoft.com/office/word/2010/wordprocessingInk" xmlns:wne="http://schemas.microsoft.com/office/word/2006/wordml" xmlns:wps="http://schemas.microsoft.com/office/word/2010/wordprocessingShape" mc:Ignorable="w14 w15 w16se w16cid w16 w16cex w16sdtdh w16sdtfl w16du wp14">
+<w:footnotes xmlns:wpc="http://schemas.microsoft.com/office/word/2010/wordprocessingCanvas" xmlns:cx="http://schemas.microsoft.com/office/drawing/2014/chartex" xmlns:cx1="http://schemas.microsoft.com/office/drawing/2015/9/8/chartex" xmlns:cx2="http://schemas.microsoft.com/office/drawing/2015/10/21/chartex" xmlns:cx3="http://schemas.microsoft.com/office/drawing/2016/5/9/chartex" xmlns:cx4="http://schemas.microsoft.com/office/drawing/2016/5/10/chartex" xmlns:cx5="http://schemas.microsoft.com/office/drawing/2016/5/11/chartex" xmlns:cx6="http://schemas.microsoft.com/office/drawing/2016/5/12/chartex" xmlns:cx7="http://schemas.microsoft.com/office/drawing/2016/5/13/chartex" xmlns:cx8="http://schemas.microsoft.com/office/drawing/2016/5/14/chartex" xmlns:mc="http://schemas.openxmlformats.org/markup-compatibility/2006" xmlns:aink="http://schemas.microsoft.com/office/drawing/2016/ink" xmlns:am3d="http://schemas.microsoft.com/office/drawing/2017/model3d" xmlns:o="urn:schemas-microsoft-com:office:office" xmlns:oel="http://schemas.microsoft.com/office/2019/extlst" xmlns:r="http://schemas.openxmlformats.org/officeDocument/2006/relationships" xmlns:m="http://schemas.openxmlformats.org/officeDocument/2006/math" xmlns:v="urn:schemas-microsoft-com:vml" xmlns:wp14="http://schemas.microsoft.com/office/word/2010/wordprocessingDrawing" xmlns:wp="http://schemas.openxmlformats.org/drawingml/2006/wordprocessingDrawing" xmlns:w10="urn:schemas-microsoft-com:office:word" xmlns:w="http://schemas.openxmlformats.org/wordprocessingml/2006/main" xmlns:w14="http://schemas.microsoft.com/office/word/2010/wordml" xmlns:w15="http://schemas.microsoft.com/office/word/2012/wordml" xmlns:w16cex="http://schemas.microsoft.com/office/word/2018/wordml/cex" xmlns:w16cid="http://schemas.microsoft.com/office/word/2016/wordml/cid" xmlns:w16="http://schemas.microsoft.com/office/word/2018/wordml" xmlns:w16du="http://schemas.microsoft.com/office/word/2023/wordml/word16du" xmlns:w16sdtdh="http://schemas.microsoft.com/office/word/2020/wordml/sdtdatahash" xmlns:w16sdtfl="http://schemas.microsoft.com/office/word/2024/wordml/sdtformatlock" xmlns:w16se="http://schemas.microsoft.com/office/word/2015/wordml/symex" xmlns:wpg="http://schemas.microsoft.com/office/word/2010/wordprocessingGroup" xmlns:wpi="http://schemas.microsoft.com/office/word/2010/wordprocessingInk" xmlns:wne="http://schemas.microsoft.com/office/word/2006/wordml" xmlns:wps="http://schemas.microsoft.com/office/word/2010/wordprocessingShape" mc:Ignorable="w14 w15 w16se w16cid w16 w16cex w16sdtdh w16sdtfl w16du wp14">
   <w:footnote w:type="separator" w:id="-1">
     <w:p>
       <w:r>
@@ -2665,7 +2540,7 @@
 </file>
 
 <file path=word/header1.xml><?xml version="1.0" encoding="utf-8"?>
-<w:hdr xmlns:wpc="http://schemas.microsoft.com/office/word/2010/wordprocessingCanvas" xmlns:cx="http://schemas.microsoft.com/office/drawing/2014/chartex" xmlns:cx1="http://schemas.microsoft.com/office/drawing/2015/9/8/chartex" xmlns:cx2="http://schemas.microsoft.com/office/drawing/2015/10/21/chartex" xmlns:cx3="http://schemas.microsoft.com/office/drawing/2016/5/9/chartex" xmlns:cx4="http://schemas.microsoft.com/office/drawing/2016/5/10/chartex" xmlns:cx5="http://schemas.microsoft.com/office/drawing/2016/5/11/chartex" xmlns:cx6="http://schemas.microsoft.com/office/drawing/2016/5/12/chartex" xmlns:cx7="http://schemas.microsoft.com/office/drawing/2016/5/13/chartex" xmlns:cx8="http://schemas.microsoft.com/office/drawing/2016/5/14/chartex" xmlns:mc="http://schemas.openxmlformats.org/markup-compatibility/2006" xmlns:aink="http://schemas.microsoft.com/office/drawing/2016/ink" xmlns:am3d="http://schemas.microsoft.com/office/drawing/2017/model3d" xmlns:o="urn:schemas-microsoft-com:office:office" xmlns:oel="http://schemas.microsoft.com/office/2019/extlst" xmlns:r="http://schemas.openxmlformats.org/officeDocument/2006/relationships" xmlns:m="http://schemas.openxmlformats.org/officeDocument/2006/math" xmlns:v="urn:schemas-microsoft-com:vml" xmlns:wp14="http://schemas.microsoft.com/office/word/2010/wordprocessingDrawing" xmlns:wp="http://schemas.openxmlformats.org/drawingml/2006/wordprocessingDrawing" xmlns:w10="urn:schemas-microsoft-com:office:word" xmlns:w="http://schemas.openxmlformats.org/wordprocessingml/2006/main" xmlns:w14="http://schemas.microsoft.com/office/word/2010/wordml" xmlns:w15="http://schemas.microsoft.com/office/word/2012/wordml" xmlns:w16cei="http://schemas.microsoft.com/office/word/2026/wordml/cei" xmlns:w16cex="http://schemas.microsoft.com/office/word/2018/wordml/cex" xmlns:w16cid="http://schemas.microsoft.com/office/word/2016/wordml/cid" xmlns:w16="http://schemas.microsoft.com/office/word/2018/wordml" xmlns:w16du="http://schemas.microsoft.com/office/word/2023/wordml/word16du" xmlns:w16sdtdh="http://schemas.microsoft.com/office/word/2020/wordml/sdtdatahash" xmlns:w16sdtfl="http://schemas.microsoft.com/office/word/2024/wordml/sdtformatlock" xmlns:w16se="http://schemas.microsoft.com/office/word/2015/wordml/symex" xmlns:wpg="http://schemas.microsoft.com/office/word/2010/wordprocessingGroup" xmlns:wpi="http://schemas.microsoft.com/office/word/2010/wordprocessingInk" xmlns:wne="http://schemas.microsoft.com/office/word/2006/wordml" xmlns:wps="http://schemas.microsoft.com/office/word/2010/wordprocessingShape" mc:Ignorable="w14 w15 w16se w16cid w16 w16cex w16sdtdh w16sdtfl w16du wp14">
+<w:hdr xmlns:wpc="http://schemas.microsoft.com/office/word/2010/wordprocessingCanvas" xmlns:cx="http://schemas.microsoft.com/office/drawing/2014/chartex" xmlns:cx1="http://schemas.microsoft.com/office/drawing/2015/9/8/chartex" xmlns:cx2="http://schemas.microsoft.com/office/drawing/2015/10/21/chartex" xmlns:cx3="http://schemas.microsoft.com/office/drawing/2016/5/9/chartex" xmlns:cx4="http://schemas.microsoft.com/office/drawing/2016/5/10/chartex" xmlns:cx5="http://schemas.microsoft.com/office/drawing/2016/5/11/chartex" xmlns:cx6="http://schemas.microsoft.com/office/drawing/2016/5/12/chartex" xmlns:cx7="http://schemas.microsoft.com/office/drawing/2016/5/13/chartex" xmlns:cx8="http://schemas.microsoft.com/office/drawing/2016/5/14/chartex" xmlns:mc="http://schemas.openxmlformats.org/markup-compatibility/2006" xmlns:aink="http://schemas.microsoft.com/office/drawing/2016/ink" xmlns:am3d="http://schemas.microsoft.com/office/drawing/2017/model3d" xmlns:o="urn:schemas-microsoft-com:office:office" xmlns:oel="http://schemas.microsoft.com/office/2019/extlst" xmlns:r="http://schemas.openxmlformats.org/officeDocument/2006/relationships" xmlns:m="http://schemas.openxmlformats.org/officeDocument/2006/math" xmlns:v="urn:schemas-microsoft-com:vml" xmlns:wp14="http://schemas.microsoft.com/office/word/2010/wordprocessingDrawing" xmlns:wp="http://schemas.openxmlformats.org/drawingml/2006/wordprocessingDrawing" xmlns:w10="urn:schemas-microsoft-com:office:word" xmlns:w="http://schemas.openxmlformats.org/wordprocessingml/2006/main" xmlns:w14="http://schemas.microsoft.com/office/word/2010/wordml" xmlns:w15="http://schemas.microsoft.com/office/word/2012/wordml" xmlns:w16cex="http://schemas.microsoft.com/office/word/2018/wordml/cex" xmlns:w16cid="http://schemas.microsoft.com/office/word/2016/wordml/cid" xmlns:w16="http://schemas.microsoft.com/office/word/2018/wordml" xmlns:w16du="http://schemas.microsoft.com/office/word/2023/wordml/word16du" xmlns:w16sdtdh="http://schemas.microsoft.com/office/word/2020/wordml/sdtdatahash" xmlns:w16sdtfl="http://schemas.microsoft.com/office/word/2024/wordml/sdtformatlock" xmlns:w16se="http://schemas.microsoft.com/office/word/2015/wordml/symex" xmlns:wpg="http://schemas.microsoft.com/office/word/2010/wordprocessingGroup" xmlns:wpi="http://schemas.microsoft.com/office/word/2010/wordprocessingInk" xmlns:wne="http://schemas.microsoft.com/office/word/2006/wordml" xmlns:wps="http://schemas.microsoft.com/office/word/2010/wordprocessingShape" mc:Ignorable="w14 w15 w16se w16cid w16 w16cex w16sdtdh w16sdtfl w16du wp14">
   <w:p>
     <w:pPr>
       <w:pStyle w:val="Header"/>
@@ -2676,7 +2551,7 @@
 </file>
 
 <file path=word/numbering.xml><?xml version="1.0" encoding="utf-8"?>
-<w:numbering xmlns:wpc="http://schemas.microsoft.com/office/word/2010/wordprocessingCanvas" xmlns:cx="http://schemas.microsoft.com/office/drawing/2014/chartex" xmlns:cx1="http://schemas.microsoft.com/office/drawing/2015/9/8/chartex" xmlns:cx2="http://schemas.microsoft.com/office/drawing/2015/10/21/chartex" xmlns:cx3="http://schemas.microsoft.com/office/drawing/2016/5/9/chartex" xmlns:cx4="http://schemas.microsoft.com/office/drawing/2016/5/10/chartex" xmlns:cx5="http://schemas.microsoft.com/office/drawing/2016/5/11/chartex" xmlns:cx6="http://schemas.microsoft.com/office/drawing/2016/5/12/chartex" xmlns:cx7="http://schemas.microsoft.com/office/drawing/2016/5/13/chartex" xmlns:cx8="http://schemas.microsoft.com/office/drawing/2016/5/14/chartex" xmlns:mc="http://schemas.openxmlformats.org/markup-compatibility/2006" xmlns:aink="http://schemas.microsoft.com/office/drawing/2016/ink" xmlns:am3d="http://schemas.microsoft.com/office/drawing/2017/model3d" xmlns:o="urn:schemas-microsoft-com:office:office" xmlns:oel="http://schemas.microsoft.com/office/2019/extlst" xmlns:r="http://schemas.openxmlformats.org/officeDocument/2006/relationships" xmlns:m="http://schemas.openxmlformats.org/officeDocument/2006/math" xmlns:v="urn:schemas-microsoft-com:vml" xmlns:wp14="http://schemas.microsoft.com/office/word/2010/wordprocessingDrawing" xmlns:wp="http://schemas.openxmlformats.org/drawingml/2006/wordprocessingDrawing" xmlns:w10="urn:schemas-microsoft-com:office:word" xmlns:w="http://schemas.openxmlformats.org/wordprocessingml/2006/main" xmlns:w14="http://schemas.microsoft.com/office/word/2010/wordml" xmlns:w15="http://schemas.microsoft.com/office/word/2012/wordml" xmlns:w16cei="http://schemas.microsoft.com/office/word/2026/wordml/cei" xmlns:w16cex="http://schemas.microsoft.com/office/word/2018/wordml/cex" xmlns:w16cid="http://schemas.microsoft.com/office/word/2016/wordml/cid" xmlns:w16="http://schemas.microsoft.com/office/word/2018/wordml" xmlns:w16du="http://schemas.microsoft.com/office/word/2023/wordml/word16du" xmlns:w16sdtdh="http://schemas.microsoft.com/office/word/2020/wordml/sdtdatahash" xmlns:w16sdtfl="http://schemas.microsoft.com/office/word/2024/wordml/sdtformatlock" xmlns:w16se="http://schemas.microsoft.com/office/word/2015/wordml/symex" xmlns:wpg="http://schemas.microsoft.com/office/word/2010/wordprocessingGroup" xmlns:wpi="http://schemas.microsoft.com/office/word/2010/wordprocessingInk" xmlns:wne="http://schemas.microsoft.com/office/word/2006/wordml" xmlns:wps="http://schemas.microsoft.com/office/word/2010/wordprocessingShape" mc:Ignorable="w14 w15 w16se w16cid w16 w16cex w16sdtdh w16sdtfl w16du wp14">
+<w:numbering xmlns:wpc="http://schemas.microsoft.com/office/word/2010/wordprocessingCanvas" xmlns:cx="http://schemas.microsoft.com/office/drawing/2014/chartex" xmlns:cx1="http://schemas.microsoft.com/office/drawing/2015/9/8/chartex" xmlns:cx2="http://schemas.microsoft.com/office/drawing/2015/10/21/chartex" xmlns:cx3="http://schemas.microsoft.com/office/drawing/2016/5/9/chartex" xmlns:cx4="http://schemas.microsoft.com/office/drawing/2016/5/10/chartex" xmlns:cx5="http://schemas.microsoft.com/office/drawing/2016/5/11/chartex" xmlns:cx6="http://schemas.microsoft.com/office/drawing/2016/5/12/chartex" xmlns:cx7="http://schemas.microsoft.com/office/drawing/2016/5/13/chartex" xmlns:cx8="http://schemas.microsoft.com/office/drawing/2016/5/14/chartex" xmlns:mc="http://schemas.openxmlformats.org/markup-compatibility/2006" xmlns:aink="http://schemas.microsoft.com/office/drawing/2016/ink" xmlns:am3d="http://schemas.microsoft.com/office/drawing/2017/model3d" xmlns:o="urn:schemas-microsoft-com:office:office" xmlns:oel="http://schemas.microsoft.com/office/2019/extlst" xmlns:r="http://schemas.openxmlformats.org/officeDocument/2006/relationships" xmlns:m="http://schemas.openxmlformats.org/officeDocument/2006/math" xmlns:v="urn:schemas-microsoft-com:vml" xmlns:wp14="http://schemas.microsoft.com/office/word/2010/wordprocessingDrawing" xmlns:wp="http://schemas.openxmlformats.org/drawingml/2006/wordprocessingDrawing" xmlns:w10="urn:schemas-microsoft-com:office:word" xmlns:w="http://schemas.openxmlformats.org/wordprocessingml/2006/main" xmlns:w14="http://schemas.microsoft.com/office/word/2010/wordml" xmlns:w15="http://schemas.microsoft.com/office/word/2012/wordml" xmlns:w16cex="http://schemas.microsoft.com/office/word/2018/wordml/cex" xmlns:w16cid="http://schemas.microsoft.com/office/word/2016/wordml/cid" xmlns:w16="http://schemas.microsoft.com/office/word/2018/wordml" xmlns:w16du="http://schemas.microsoft.com/office/word/2023/wordml/word16du" xmlns:w16sdtdh="http://schemas.microsoft.com/office/word/2020/wordml/sdtdatahash" xmlns:w16sdtfl="http://schemas.microsoft.com/office/word/2024/wordml/sdtformatlock" xmlns:w16se="http://schemas.microsoft.com/office/word/2015/wordml/symex" xmlns:wpg="http://schemas.microsoft.com/office/word/2010/wordprocessingGroup" xmlns:wpi="http://schemas.microsoft.com/office/word/2010/wordprocessingInk" xmlns:wne="http://schemas.microsoft.com/office/word/2006/wordml" xmlns:wps="http://schemas.microsoft.com/office/word/2010/wordprocessingShape" mc:Ignorable="w14 w15 w16se w16cid w16 w16cex w16sdtdh w16sdtfl w16du wp14">
   <w:abstractNum w:abstractNumId="0" w15:restartNumberingAfterBreak="0">
     <w:nsid w:val="18930823"/>
     <w:multiLevelType w:val="hybridMultilevel"/>
@@ -3302,6 +3177,50 @@
     <w:lsdException w:name="Subtitle" w:qFormat="1"/>
     <w:lsdException w:name="Strong" w:qFormat="1"/>
     <w:lsdException w:name="Emphasis" w:qFormat="1"/>
+    <w:lsdException w:name="Normal Table" w:semiHidden="1" w:unhideWhenUsed="1"/>
+    <w:lsdException w:name="Table Simple 1" w:semiHidden="1" w:unhideWhenUsed="1"/>
+    <w:lsdException w:name="Table Simple 2" w:semiHidden="1" w:unhideWhenUsed="1"/>
+    <w:lsdException w:name="Table Simple 3" w:semiHidden="1" w:unhideWhenUsed="1"/>
+    <w:lsdException w:name="Table Classic 1" w:semiHidden="1" w:unhideWhenUsed="1"/>
+    <w:lsdException w:name="Table Classic 2" w:semiHidden="1" w:unhideWhenUsed="1"/>
+    <w:lsdException w:name="Table Classic 3" w:semiHidden="1" w:unhideWhenUsed="1"/>
+    <w:lsdException w:name="Table Classic 4" w:semiHidden="1" w:unhideWhenUsed="1"/>
+    <w:lsdException w:name="Table Colorful 1" w:semiHidden="1" w:unhideWhenUsed="1"/>
+    <w:lsdException w:name="Table Colorful 2" w:semiHidden="1" w:unhideWhenUsed="1"/>
+    <w:lsdException w:name="Table Colorful 3" w:semiHidden="1" w:unhideWhenUsed="1"/>
+    <w:lsdException w:name="Table Columns 1" w:semiHidden="1" w:unhideWhenUsed="1"/>
+    <w:lsdException w:name="Table Columns 2" w:semiHidden="1" w:unhideWhenUsed="1"/>
+    <w:lsdException w:name="Table Columns 3" w:semiHidden="1" w:unhideWhenUsed="1"/>
+    <w:lsdException w:name="Table Columns 4" w:semiHidden="1" w:unhideWhenUsed="1"/>
+    <w:lsdException w:name="Table Columns 5" w:semiHidden="1" w:unhideWhenUsed="1"/>
+    <w:lsdException w:name="Table Grid 1" w:semiHidden="1" w:unhideWhenUsed="1"/>
+    <w:lsdException w:name="Table Grid 2" w:semiHidden="1" w:unhideWhenUsed="1"/>
+    <w:lsdException w:name="Table Grid 3" w:semiHidden="1" w:unhideWhenUsed="1"/>
+    <w:lsdException w:name="Table Grid 4" w:semiHidden="1" w:unhideWhenUsed="1"/>
+    <w:lsdException w:name="Table Grid 5" w:semiHidden="1" w:unhideWhenUsed="1"/>
+    <w:lsdException w:name="Table Grid 6" w:semiHidden="1" w:unhideWhenUsed="1"/>
+    <w:lsdException w:name="Table Grid 7" w:semiHidden="1" w:unhideWhenUsed="1"/>
+    <w:lsdException w:name="Table Grid 8" w:semiHidden="1" w:unhideWhenUsed="1"/>
+    <w:lsdException w:name="Table List 1" w:semiHidden="1" w:unhideWhenUsed="1"/>
+    <w:lsdException w:name="Table List 2" w:semiHidden="1" w:unhideWhenUsed="1"/>
+    <w:lsdException w:name="Table List 3" w:semiHidden="1" w:unhideWhenUsed="1"/>
+    <w:lsdException w:name="Table List 4" w:semiHidden="1" w:unhideWhenUsed="1"/>
+    <w:lsdException w:name="Table List 5" w:semiHidden="1" w:unhideWhenUsed="1"/>
+    <w:lsdException w:name="Table List 6" w:semiHidden="1" w:unhideWhenUsed="1"/>
+    <w:lsdException w:name="Table List 7" w:semiHidden="1" w:unhideWhenUsed="1"/>
+    <w:lsdException w:name="Table List 8" w:semiHidden="1" w:unhideWhenUsed="1"/>
+    <w:lsdException w:name="Table 3D effects 1" w:semiHidden="1" w:unhideWhenUsed="1"/>
+    <w:lsdException w:name="Table 3D effects 2" w:semiHidden="1" w:unhideWhenUsed="1"/>
+    <w:lsdException w:name="Table 3D effects 3" w:semiHidden="1" w:unhideWhenUsed="1"/>
+    <w:lsdException w:name="Table Contemporary" w:semiHidden="1" w:unhideWhenUsed="1"/>
+    <w:lsdException w:name="Table Elegant" w:semiHidden="1" w:unhideWhenUsed="1"/>
+    <w:lsdException w:name="Table Professional" w:semiHidden="1" w:unhideWhenUsed="1"/>
+    <w:lsdException w:name="Table Subtle 1" w:semiHidden="1" w:unhideWhenUsed="1"/>
+    <w:lsdException w:name="Table Subtle 2" w:semiHidden="1" w:unhideWhenUsed="1"/>
+    <w:lsdException w:name="Table Web 1" w:semiHidden="1" w:unhideWhenUsed="1"/>
+    <w:lsdException w:name="Table Web 2" w:semiHidden="1" w:unhideWhenUsed="1"/>
+    <w:lsdException w:name="Table Web 3" w:semiHidden="1" w:unhideWhenUsed="1"/>
+    <w:lsdException w:name="Table Theme" w:semiHidden="1" w:unhideWhenUsed="1"/>
     <w:lsdException w:name="Placeholder Text" w:semiHidden="1" w:uiPriority="99"/>
     <w:lsdException w:name="No Spacing" w:uiPriority="1" w:qFormat="1"/>
     <w:lsdException w:name="Light Shading" w:uiPriority="60"/>
@@ -3533,11 +3452,15 @@
   </w:style>
   <w:style w:type="character" w:default="1" w:styleId="DefaultParagraphFont">
     <w:name w:val="Default Paragraph Font"/>
+    <w:uiPriority w:val="1"/>
     <w:semiHidden/>
+    <w:unhideWhenUsed/>
   </w:style>
   <w:style w:type="table" w:default="1" w:styleId="TableNormal">
     <w:name w:val="Normal Table"/>
+    <w:uiPriority w:val="99"/>
     <w:semiHidden/>
+    <w:unhideWhenUsed/>
     <w:tblPr>
       <w:tblInd w:w="0" w:type="dxa"/>
       <w:tblCellMar>
@@ -3550,7 +3473,9 @@
   </w:style>
   <w:style w:type="numbering" w:default="1" w:styleId="NoList">
     <w:name w:val="No List"/>
+    <w:uiPriority w:val="99"/>
     <w:semiHidden/>
+    <w:unhideWhenUsed/>
   </w:style>
   <w:style w:type="table" w:styleId="TableGrid">
     <w:name w:val="Table Grid"/>
